--- a/docs/MVP_User_Stories.docx
+++ b/docs/MVP_User_Stories.docx
@@ -50,6 +50,14 @@
     </w:p>
     <w:sdt>
       <w:sdtPr>
+        <w:rPr>
+          <w:rFonts w:ascii="Calibri" w:eastAsiaTheme="minorEastAsia" w:hAnsi="Calibri" w:cstheme="minorBidi"/>
+          <w:b w:val="0"/>
+          <w:bCs w:val="0"/>
+          <w:color w:val="333333"/>
+          <w:sz w:val="22"/>
+          <w:szCs w:val="22"/>
+        </w:rPr>
         <w:id w:val="399101213"/>
         <w:docPartObj>
           <w:docPartGallery w:val="Table of Contents"/>
@@ -58,11 +66,7 @@
       </w:sdtPr>
       <w:sdtEndPr>
         <w:rPr>
-          <w:rFonts w:ascii="Calibri" w:eastAsiaTheme="minorEastAsia" w:hAnsi="Calibri" w:cstheme="minorBidi"/>
           <w:noProof/>
-          <w:color w:val="333333"/>
-          <w:sz w:val="22"/>
-          <w:szCs w:val="22"/>
         </w:rPr>
       </w:sdtEndPr>
       <w:sdtContent>
@@ -108,7 +112,7 @@
             </w:rPr>
             <w:fldChar w:fldCharType="separate"/>
           </w:r>
-          <w:hyperlink w:anchor="_Toc229441309" w:history="1">
+          <w:hyperlink w:anchor="_Toc229649922" w:history="1">
             <w:r>
               <w:rPr>
                 <w:rStyle w:val="Hyperlink"/>
@@ -135,7 +139,7 @@
                 <w:noProof/>
                 <w:webHidden/>
               </w:rPr>
-              <w:instrText xml:space="preserve"> PAGEREF _Toc229441309 \h </w:instrText>
+              <w:instrText xml:space="preserve"> PAGEREF _Toc229649922 \h </w:instrText>
             </w:r>
             <w:r>
               <w:rPr>
@@ -183,7 +187,7 @@
               <w14:ligatures w14:val="standardContextual"/>
             </w:rPr>
           </w:pPr>
-          <w:hyperlink w:anchor="_Toc229441310" w:history="1">
+          <w:hyperlink w:anchor="_Toc229649923" w:history="1">
             <w:r>
               <w:rPr>
                 <w:rStyle w:val="Hyperlink"/>
@@ -210,7 +214,7 @@
                 <w:noProof/>
                 <w:webHidden/>
               </w:rPr>
-              <w:instrText xml:space="preserve"> PAGEREF _Toc229441310 \h </w:instrText>
+              <w:instrText xml:space="preserve"> PAGEREF _Toc229649923 \h </w:instrText>
             </w:r>
             <w:r>
               <w:rPr>
@@ -258,7 +262,7 @@
               <w14:ligatures w14:val="standardContextual"/>
             </w:rPr>
           </w:pPr>
-          <w:hyperlink w:anchor="_Toc229441311" w:history="1">
+          <w:hyperlink w:anchor="_Toc229649924" w:history="1">
             <w:r>
               <w:rPr>
                 <w:rStyle w:val="Hyperlink"/>
@@ -285,7 +289,7 @@
                 <w:noProof/>
                 <w:webHidden/>
               </w:rPr>
-              <w:instrText xml:space="preserve"> PAGEREF _Toc229441311 \h </w:instrText>
+              <w:instrText xml:space="preserve"> PAGEREF _Toc229649924 \h </w:instrText>
             </w:r>
             <w:r>
               <w:rPr>
@@ -305,7 +309,7 @@
                 <w:noProof/>
                 <w:webHidden/>
               </w:rPr>
-              <w:t>4</w:t>
+              <w:t>3</w:t>
             </w:r>
             <w:r>
               <w:rPr>
@@ -333,7 +337,7 @@
               <w14:ligatures w14:val="standardContextual"/>
             </w:rPr>
           </w:pPr>
-          <w:hyperlink w:anchor="_Toc229441312" w:history="1">
+          <w:hyperlink w:anchor="_Toc229649925" w:history="1">
             <w:r>
               <w:rPr>
                 <w:rStyle w:val="Hyperlink"/>
@@ -360,7 +364,7 @@
                 <w:noProof/>
                 <w:webHidden/>
               </w:rPr>
-              <w:instrText xml:space="preserve"> PAGEREF _Toc229441312 \h </w:instrText>
+              <w:instrText xml:space="preserve"> PAGEREF _Toc229649925 \h </w:instrText>
             </w:r>
             <w:r>
               <w:rPr>
@@ -408,7 +412,7 @@
               <w14:ligatures w14:val="standardContextual"/>
             </w:rPr>
           </w:pPr>
-          <w:hyperlink w:anchor="_Toc229441313" w:history="1">
+          <w:hyperlink w:anchor="_Toc229649926" w:history="1">
             <w:r>
               <w:rPr>
                 <w:rStyle w:val="Hyperlink"/>
@@ -435,7 +439,7 @@
                 <w:noProof/>
                 <w:webHidden/>
               </w:rPr>
-              <w:instrText xml:space="preserve"> PAGEREF _Toc229441313 \h </w:instrText>
+              <w:instrText xml:space="preserve"> PAGEREF _Toc229649926 \h </w:instrText>
             </w:r>
             <w:r>
               <w:rPr>
@@ -483,7 +487,7 @@
               <w14:ligatures w14:val="standardContextual"/>
             </w:rPr>
           </w:pPr>
-          <w:hyperlink w:anchor="_Toc229441314" w:history="1">
+          <w:hyperlink w:anchor="_Toc229649927" w:history="1">
             <w:r>
               <w:rPr>
                 <w:rStyle w:val="Hyperlink"/>
@@ -510,7 +514,7 @@
                 <w:noProof/>
                 <w:webHidden/>
               </w:rPr>
-              <w:instrText xml:space="preserve"> PAGEREF _Toc229441314 \h </w:instrText>
+              <w:instrText xml:space="preserve"> PAGEREF _Toc229649927 \h </w:instrText>
             </w:r>
             <w:r>
               <w:rPr>
@@ -558,7 +562,7 @@
               <w14:ligatures w14:val="standardContextual"/>
             </w:rPr>
           </w:pPr>
-          <w:hyperlink w:anchor="_Toc229441315" w:history="1">
+          <w:hyperlink w:anchor="_Toc229649928" w:history="1">
             <w:r>
               <w:rPr>
                 <w:rStyle w:val="Hyperlink"/>
@@ -585,7 +589,7 @@
                 <w:noProof/>
                 <w:webHidden/>
               </w:rPr>
-              <w:instrText xml:space="preserve"> PAGEREF _Toc229441315 \h </w:instrText>
+              <w:instrText xml:space="preserve"> PAGEREF _Toc229649928 \h </w:instrText>
             </w:r>
             <w:r>
               <w:rPr>
@@ -633,7 +637,7 @@
               <w14:ligatures w14:val="standardContextual"/>
             </w:rPr>
           </w:pPr>
-          <w:hyperlink w:anchor="_Toc229441316" w:history="1">
+          <w:hyperlink w:anchor="_Toc229649929" w:history="1">
             <w:r>
               <w:rPr>
                 <w:rStyle w:val="Hyperlink"/>
@@ -660,7 +664,7 @@
                 <w:noProof/>
                 <w:webHidden/>
               </w:rPr>
-              <w:instrText xml:space="preserve"> PAGEREF _Toc229441316 \h </w:instrText>
+              <w:instrText xml:space="preserve"> PAGEREF _Toc229649929 \h </w:instrText>
             </w:r>
             <w:r>
               <w:rPr>
@@ -708,7 +712,7 @@
               <w14:ligatures w14:val="standardContextual"/>
             </w:rPr>
           </w:pPr>
-          <w:hyperlink w:anchor="_Toc229441317" w:history="1">
+          <w:hyperlink w:anchor="_Toc229649930" w:history="1">
             <w:r>
               <w:rPr>
                 <w:rStyle w:val="Hyperlink"/>
@@ -735,7 +739,7 @@
                 <w:noProof/>
                 <w:webHidden/>
               </w:rPr>
-              <w:instrText xml:space="preserve"> PAGEREF _Toc229441317 \h </w:instrText>
+              <w:instrText xml:space="preserve"> PAGEREF _Toc229649930 \h </w:instrText>
             </w:r>
             <w:r>
               <w:rPr>
@@ -783,7 +787,7 @@
               <w14:ligatures w14:val="standardContextual"/>
             </w:rPr>
           </w:pPr>
-          <w:hyperlink w:anchor="_Toc229441318" w:history="1">
+          <w:hyperlink w:anchor="_Toc229649931" w:history="1">
             <w:r>
               <w:rPr>
                 <w:rStyle w:val="Hyperlink"/>
@@ -810,7 +814,7 @@
                 <w:noProof/>
                 <w:webHidden/>
               </w:rPr>
-              <w:instrText xml:space="preserve"> PAGEREF _Toc229441318 \h </w:instrText>
+              <w:instrText xml:space="preserve"> PAGEREF _Toc229649931 \h </w:instrText>
             </w:r>
             <w:r>
               <w:rPr>
@@ -858,7 +862,7 @@
               <w14:ligatures w14:val="standardContextual"/>
             </w:rPr>
           </w:pPr>
-          <w:hyperlink w:anchor="_Toc229441319" w:history="1">
+          <w:hyperlink w:anchor="_Toc229649932" w:history="1">
             <w:r>
               <w:rPr>
                 <w:rStyle w:val="Hyperlink"/>
@@ -885,7 +889,7 @@
                 <w:noProof/>
                 <w:webHidden/>
               </w:rPr>
-              <w:instrText xml:space="preserve"> PAGEREF _Toc229441319 \h </w:instrText>
+              <w:instrText xml:space="preserve"> PAGEREF _Toc229649932 \h </w:instrText>
             </w:r>
             <w:r>
               <w:rPr>
@@ -933,7 +937,7 @@
               <w14:ligatures w14:val="standardContextual"/>
             </w:rPr>
           </w:pPr>
-          <w:hyperlink w:anchor="_Toc229441320" w:history="1">
+          <w:hyperlink w:anchor="_Toc229649933" w:history="1">
             <w:r>
               <w:rPr>
                 <w:rStyle w:val="Hyperlink"/>
@@ -960,7 +964,7 @@
                 <w:noProof/>
                 <w:webHidden/>
               </w:rPr>
-              <w:instrText xml:space="preserve"> PAGEREF _Toc229441320 \h </w:instrText>
+              <w:instrText xml:space="preserve"> PAGEREF _Toc229649933 \h </w:instrText>
             </w:r>
             <w:r>
               <w:rPr>
@@ -1008,7 +1012,7 @@
               <w14:ligatures w14:val="standardContextual"/>
             </w:rPr>
           </w:pPr>
-          <w:hyperlink w:anchor="_Toc229441321" w:history="1">
+          <w:hyperlink w:anchor="_Toc229649934" w:history="1">
             <w:r>
               <w:rPr>
                 <w:rStyle w:val="Hyperlink"/>
@@ -1035,7 +1039,7 @@
                 <w:noProof/>
                 <w:webHidden/>
               </w:rPr>
-              <w:instrText xml:space="preserve"> PAGEREF _Toc229441321 \h </w:instrText>
+              <w:instrText xml:space="preserve"> PAGEREF _Toc229649934 \h </w:instrText>
             </w:r>
             <w:r>
               <w:rPr>
@@ -1083,7 +1087,7 @@
               <w14:ligatures w14:val="standardContextual"/>
             </w:rPr>
           </w:pPr>
-          <w:hyperlink w:anchor="_Toc229441322" w:history="1">
+          <w:hyperlink w:anchor="_Toc229649935" w:history="1">
             <w:r>
               <w:rPr>
                 <w:rStyle w:val="Hyperlink"/>
@@ -1110,7 +1114,7 @@
                 <w:noProof/>
                 <w:webHidden/>
               </w:rPr>
-              <w:instrText xml:space="preserve"> PAGEREF _Toc229441322 \h </w:instrText>
+              <w:instrText xml:space="preserve"> PAGEREF _Toc229649935 \h </w:instrText>
             </w:r>
             <w:r>
               <w:rPr>
@@ -1158,7 +1162,7 @@
               <w14:ligatures w14:val="standardContextual"/>
             </w:rPr>
           </w:pPr>
-          <w:hyperlink w:anchor="_Toc229441323" w:history="1">
+          <w:hyperlink w:anchor="_Toc229649936" w:history="1">
             <w:r>
               <w:rPr>
                 <w:rStyle w:val="Hyperlink"/>
@@ -1185,7 +1189,7 @@
                 <w:noProof/>
                 <w:webHidden/>
               </w:rPr>
-              <w:instrText xml:space="preserve"> PAGEREF _Toc229441323 \h </w:instrText>
+              <w:instrText xml:space="preserve"> PAGEREF _Toc229649936 \h </w:instrText>
             </w:r>
             <w:r>
               <w:rPr>
@@ -1240,7 +1244,7 @@
       <w:pPr>
         <w:pStyle w:val="Heading1"/>
       </w:pPr>
-      <w:bookmarkStart w:id="0" w:name="_Toc229441309"/>
+      <w:bookmarkStart w:id="0" w:name="_Toc229649922"/>
       <w:r>
         <w:lastRenderedPageBreak/>
         <w:t>How to Read This Document</w:t>
@@ -1457,7 +1461,7 @@
       <w:pPr>
         <w:pStyle w:val="Heading1"/>
       </w:pPr>
-      <w:bookmarkStart w:id="1" w:name="_Toc229441310"/>
+      <w:bookmarkStart w:id="1" w:name="_Toc229649923"/>
       <w:r>
         <w:t>MVP Use Cases (Summary)</w:t>
       </w:r>
@@ -1764,9 +1768,25 @@
     <w:p/>
     <w:p>
       <w:pPr>
+        <w:spacing w:after="200"/>
+        <w:rPr>
+          <w:rFonts w:asciiTheme="majorHAnsi" w:eastAsiaTheme="majorEastAsia" w:hAnsiTheme="majorHAnsi" w:cstheme="majorBidi"/>
+          <w:b/>
+          <w:bCs/>
+          <w:color w:val="1A1A2E"/>
+          <w:sz w:val="44"/>
+          <w:szCs w:val="28"/>
+        </w:rPr>
+      </w:pPr>
+      <w:bookmarkStart w:id="2" w:name="_Toc229649924"/>
+      <w:r>
+        <w:br w:type="page"/>
+      </w:r>
+    </w:p>
+    <w:p>
+      <w:pPr>
         <w:pStyle w:val="Heading1"/>
       </w:pPr>
-      <w:bookmarkStart w:id="2" w:name="_Toc229441311"/>
       <w:r>
         <w:lastRenderedPageBreak/>
         <w:t>Epic 1: Framework Fixes (P0 - Unblocks Everything)</w:t>
@@ -1887,12 +1907,11 @@
         <w:t>Macros like $$$IrisLLMLibrary and $$$LLMBUILDSKILLFROMJSON resolve correctly when compiling in HSCUSTOM, USER, or any application namespace.</w:t>
       </w:r>
     </w:p>
-    <w:p/>
     <w:p>
       <w:pPr>
         <w:pStyle w:val="Heading1"/>
       </w:pPr>
-      <w:bookmarkStart w:id="3" w:name="_Toc229441312"/>
+      <w:bookmarkStart w:id="3" w:name="_Toc229649925"/>
       <w:r>
         <w:t>Epic 2: Agent Orchestration Controls</w:t>
       </w:r>
@@ -1969,7 +1988,6 @@
           <w:color w:val="1A1A2E"/>
           <w:sz w:val="24"/>
         </w:rPr>
-        <w:lastRenderedPageBreak/>
         <w:t xml:space="preserve">AO-02  </w:t>
       </w:r>
       <w:r>
@@ -1985,6 +2003,7 @@
         <w:rPr>
           <w:i/>
         </w:rPr>
+        <w:lastRenderedPageBreak/>
         <w:t>As a Builder, I want to set a total token budget (input + output across all turns) per user request so that I can control LLM costs predictably.</w:t>
       </w:r>
     </w:p>
@@ -2144,7 +2163,7 @@
       <w:pPr>
         <w:pStyle w:val="Heading1"/>
       </w:pPr>
-      <w:bookmarkStart w:id="4" w:name="_Toc229441313"/>
+      <w:bookmarkStart w:id="4" w:name="_Toc229649926"/>
       <w:r>
         <w:t>Epic 3: Tool Metadata and Lifecycle</w:t>
       </w:r>
@@ -2202,15 +2221,15 @@
           <w:b/>
           <w:sz w:val="20"/>
         </w:rPr>
+        <w:t>Acceptance Criteria:</w:t>
+      </w:r>
+    </w:p>
+    <w:p>
+      <w:pPr>
+        <w:pStyle w:val="ListBullet"/>
+      </w:pPr>
+      <w:r>
         <w:lastRenderedPageBreak/>
-        <w:t>Acceptance Criteria:</w:t>
-      </w:r>
-    </w:p>
-    <w:p>
-      <w:pPr>
-        <w:pStyle w:val="ListBullet"/>
-      </w:pPr>
-      <w:r>
         <w:t>A tool can declare RequiresConfirmation (e.g., as a method keyword, annotation, or class-level metadata).</w:t>
       </w:r>
     </w:p>
@@ -2455,15 +2474,15 @@
         <w:pStyle w:val="ListBullet"/>
       </w:pPr>
       <w:r>
+        <w:t>The admin UI groups tools by category in the tool browser.</w:t>
+      </w:r>
+    </w:p>
+    <w:p>
+      <w:pPr>
+        <w:pStyle w:val="ListBullet"/>
+      </w:pPr>
+      <w:r>
         <w:lastRenderedPageBreak/>
-        <w:t>The admin UI groups tools by category in the tool browser.</w:t>
-      </w:r>
-    </w:p>
-    <w:p>
-      <w:pPr>
-        <w:pStyle w:val="ListBullet"/>
-      </w:pPr>
-      <w:r>
         <w:t>Audit reports support filtering by category.</w:t>
       </w:r>
     </w:p>
@@ -2590,7 +2609,7 @@
       <w:pPr>
         <w:pStyle w:val="Heading1"/>
       </w:pPr>
-      <w:bookmarkStart w:id="5" w:name="_Toc229441314"/>
+      <w:bookmarkStart w:id="5" w:name="_Toc229649927"/>
       <w:r>
         <w:t>Epic 4: Streaming and Real-Time Feedback</w:t>
       </w:r>
@@ -2858,7 +2877,7 @@
       <w:pPr>
         <w:pStyle w:val="Heading1"/>
       </w:pPr>
-      <w:bookmarkStart w:id="6" w:name="_Toc229441315"/>
+      <w:bookmarkStart w:id="6" w:name="_Toc229649928"/>
       <w:r>
         <w:t>Epic 5: Skill Sub-Agents</w:t>
       </w:r>
@@ -3067,7 +3086,7 @@
       <w:pPr>
         <w:pStyle w:val="Heading1"/>
       </w:pPr>
-      <w:bookmarkStart w:id="7" w:name="_Toc229441316"/>
+      <w:bookmarkStart w:id="7" w:name="_Toc229649929"/>
       <w:r>
         <w:t>Epic 6: Catalog and Grounding</w:t>
       </w:r>
@@ -3310,7 +3329,7 @@
       <w:pPr>
         <w:pStyle w:val="Heading1"/>
       </w:pPr>
-      <w:bookmarkStart w:id="8" w:name="_Toc229441317"/>
+      <w:bookmarkStart w:id="8" w:name="_Toc229649930"/>
       <w:r>
         <w:t>Epic 7: Security, Audit, and Namespace</w:t>
       </w:r>
@@ -3565,7 +3584,7 @@
       <w:pPr>
         <w:pStyle w:val="Heading1"/>
       </w:pPr>
-      <w:bookmarkStart w:id="9" w:name="_Toc229441318"/>
+      <w:bookmarkStart w:id="9" w:name="_Toc229649931"/>
       <w:r>
         <w:t>Epic 8: Builder Experience (IRIS Management Portal)</w:t>
       </w:r>
@@ -3960,7 +3979,7 @@
       <w:pPr>
         <w:pStyle w:val="Heading1"/>
       </w:pPr>
-      <w:bookmarkStart w:id="10" w:name="_Toc229441319"/>
+      <w:bookmarkStart w:id="10" w:name="_Toc229649932"/>
       <w:r>
         <w:t>Epic 9: Developer Experience (IDE / IPM)</w:t>
       </w:r>
@@ -4164,7 +4183,7 @@
       <w:pPr>
         <w:pStyle w:val="Heading1"/>
       </w:pPr>
-      <w:bookmarkStart w:id="11" w:name="_Toc229441320"/>
+      <w:bookmarkStart w:id="11" w:name="_Toc229649933"/>
       <w:r>
         <w:t>Epic 10: Production Build Tools (UC1)</w:t>
       </w:r>
@@ -4416,7 +4435,7 @@
       <w:pPr>
         <w:pStyle w:val="Heading1"/>
       </w:pPr>
-      <w:bookmarkStart w:id="12" w:name="_Toc229441321"/>
+      <w:bookmarkStart w:id="12" w:name="_Toc229649934"/>
       <w:r>
         <w:t>Epic 11: Production Review Tools (UC2)</w:t>
       </w:r>
@@ -4604,7 +4623,7 @@
       <w:pPr>
         <w:pStyle w:val="Heading1"/>
       </w:pPr>
-      <w:bookmarkStart w:id="13" w:name="_Toc229441322"/>
+      <w:bookmarkStart w:id="13" w:name="_Toc229649935"/>
       <w:r>
         <w:t>Epic 12: HL7 Transformation Tools (UC3)</w:t>
       </w:r>
@@ -4792,7 +4811,7 @@
       <w:pPr>
         <w:pStyle w:val="Heading1"/>
       </w:pPr>
-      <w:bookmarkStart w:id="14" w:name="_Toc229441323"/>
+      <w:bookmarkStart w:id="14" w:name="_Toc229649936"/>
       <w:r>
         <w:t>Summary: Story Count by Epic and Priority</w:t>
       </w:r>
@@ -4806,10 +4825,10 @@
         <w:tblLook w:val="04A0" w:firstRow="1" w:lastRow="0" w:firstColumn="1" w:lastColumn="0" w:noHBand="0" w:noVBand="1"/>
       </w:tblPr>
       <w:tblGrid>
-        <w:gridCol w:w="1881"/>
-        <w:gridCol w:w="1881"/>
-        <w:gridCol w:w="1881"/>
-        <w:gridCol w:w="1881"/>
+        <w:gridCol w:w="3060"/>
+        <w:gridCol w:w="1440"/>
+        <w:gridCol w:w="1440"/>
+        <w:gridCol w:w="1584"/>
         <w:gridCol w:w="1881"/>
       </w:tblGrid>
       <w:tr>
@@ -4820,7 +4839,7 @@
         <w:tc>
           <w:tcPr>
             <w:cnfStyle w:val="001000000000" w:firstRow="0" w:lastRow="0" w:firstColumn="1" w:lastColumn="0" w:oddVBand="0" w:evenVBand="0" w:oddHBand="0" w:evenHBand="0" w:firstRowFirstColumn="0" w:firstRowLastColumn="0" w:lastRowFirstColumn="0" w:lastRowLastColumn="0"/>
-            <w:tcW w:w="1881" w:type="dxa"/>
+            <w:tcW w:w="3060" w:type="dxa"/>
             <w:shd w:val="clear" w:color="auto" w:fill="1A1A2E"/>
           </w:tcPr>
           <w:p>
@@ -4830,6 +4849,60 @@
                 <w:sz w:val="20"/>
               </w:rPr>
               <w:t>Epic</w:t>
+            </w:r>
+          </w:p>
+        </w:tc>
+        <w:tc>
+          <w:tcPr>
+            <w:tcW w:w="1440" w:type="dxa"/>
+            <w:shd w:val="clear" w:color="auto" w:fill="1A1A2E"/>
+          </w:tcPr>
+          <w:p>
+            <w:pPr>
+              <w:cnfStyle w:val="100000000000" w:firstRow="1" w:lastRow="0" w:firstColumn="0" w:lastColumn="0" w:oddVBand="0" w:evenVBand="0" w:oddHBand="0" w:evenHBand="0" w:firstRowFirstColumn="0" w:firstRowLastColumn="0" w:lastRowFirstColumn="0" w:lastRowLastColumn="0"/>
+            </w:pPr>
+            <w:r>
+              <w:rPr>
+                <w:color w:val="FFFFFF"/>
+                <w:sz w:val="20"/>
+              </w:rPr>
+              <w:t>P0</w:t>
+            </w:r>
+          </w:p>
+        </w:tc>
+        <w:tc>
+          <w:tcPr>
+            <w:tcW w:w="1440" w:type="dxa"/>
+            <w:shd w:val="clear" w:color="auto" w:fill="1A1A2E"/>
+          </w:tcPr>
+          <w:p>
+            <w:pPr>
+              <w:cnfStyle w:val="100000000000" w:firstRow="1" w:lastRow="0" w:firstColumn="0" w:lastColumn="0" w:oddVBand="0" w:evenVBand="0" w:oddHBand="0" w:evenHBand="0" w:firstRowFirstColumn="0" w:firstRowLastColumn="0" w:lastRowFirstColumn="0" w:lastRowLastColumn="0"/>
+            </w:pPr>
+            <w:r>
+              <w:rPr>
+                <w:color w:val="FFFFFF"/>
+                <w:sz w:val="20"/>
+              </w:rPr>
+              <w:t>P1</w:t>
+            </w:r>
+          </w:p>
+        </w:tc>
+        <w:tc>
+          <w:tcPr>
+            <w:tcW w:w="1584" w:type="dxa"/>
+            <w:shd w:val="clear" w:color="auto" w:fill="1A1A2E"/>
+          </w:tcPr>
+          <w:p>
+            <w:pPr>
+              <w:cnfStyle w:val="100000000000" w:firstRow="1" w:lastRow="0" w:firstColumn="0" w:lastColumn="0" w:oddVBand="0" w:evenVBand="0" w:oddHBand="0" w:evenHBand="0" w:firstRowFirstColumn="0" w:firstRowLastColumn="0" w:lastRowFirstColumn="0" w:lastRowLastColumn="0"/>
+            </w:pPr>
+            <w:r>
+              <w:rPr>
+                <w:color w:val="FFFFFF"/>
+                <w:sz w:val="20"/>
+              </w:rPr>
+              <w:t>P2</w:t>
             </w:r>
           </w:p>
         </w:tc>
@@ -4847,60 +4920,6 @@
                 <w:color w:val="FFFFFF"/>
                 <w:sz w:val="20"/>
               </w:rPr>
-              <w:t>P0</w:t>
-            </w:r>
-          </w:p>
-        </w:tc>
-        <w:tc>
-          <w:tcPr>
-            <w:tcW w:w="1881" w:type="dxa"/>
-            <w:shd w:val="clear" w:color="auto" w:fill="1A1A2E"/>
-          </w:tcPr>
-          <w:p>
-            <w:pPr>
-              <w:cnfStyle w:val="100000000000" w:firstRow="1" w:lastRow="0" w:firstColumn="0" w:lastColumn="0" w:oddVBand="0" w:evenVBand="0" w:oddHBand="0" w:evenHBand="0" w:firstRowFirstColumn="0" w:firstRowLastColumn="0" w:lastRowFirstColumn="0" w:lastRowLastColumn="0"/>
-            </w:pPr>
-            <w:r>
-              <w:rPr>
-                <w:color w:val="FFFFFF"/>
-                <w:sz w:val="20"/>
-              </w:rPr>
-              <w:t>P1</w:t>
-            </w:r>
-          </w:p>
-        </w:tc>
-        <w:tc>
-          <w:tcPr>
-            <w:tcW w:w="1881" w:type="dxa"/>
-            <w:shd w:val="clear" w:color="auto" w:fill="1A1A2E"/>
-          </w:tcPr>
-          <w:p>
-            <w:pPr>
-              <w:cnfStyle w:val="100000000000" w:firstRow="1" w:lastRow="0" w:firstColumn="0" w:lastColumn="0" w:oddVBand="0" w:evenVBand="0" w:oddHBand="0" w:evenHBand="0" w:firstRowFirstColumn="0" w:firstRowLastColumn="0" w:lastRowFirstColumn="0" w:lastRowLastColumn="0"/>
-            </w:pPr>
-            <w:r>
-              <w:rPr>
-                <w:color w:val="FFFFFF"/>
-                <w:sz w:val="20"/>
-              </w:rPr>
-              <w:t>P2</w:t>
-            </w:r>
-          </w:p>
-        </w:tc>
-        <w:tc>
-          <w:tcPr>
-            <w:tcW w:w="1881" w:type="dxa"/>
-            <w:shd w:val="clear" w:color="auto" w:fill="1A1A2E"/>
-          </w:tcPr>
-          <w:p>
-            <w:pPr>
-              <w:cnfStyle w:val="100000000000" w:firstRow="1" w:lastRow="0" w:firstColumn="0" w:lastColumn="0" w:oddVBand="0" w:evenVBand="0" w:oddHBand="0" w:evenHBand="0" w:firstRowFirstColumn="0" w:firstRowLastColumn="0" w:lastRowFirstColumn="0" w:lastRowLastColumn="0"/>
-            </w:pPr>
-            <w:r>
-              <w:rPr>
-                <w:color w:val="FFFFFF"/>
-                <w:sz w:val="20"/>
-              </w:rPr>
               <w:t>Total</w:t>
             </w:r>
           </w:p>
@@ -4914,7 +4933,7 @@
         <w:tc>
           <w:tcPr>
             <w:cnfStyle w:val="001000000000" w:firstRow="0" w:lastRow="0" w:firstColumn="1" w:lastColumn="0" w:oddVBand="0" w:evenVBand="0" w:oddHBand="0" w:evenHBand="0" w:firstRowFirstColumn="0" w:firstRowLastColumn="0" w:lastRowFirstColumn="0" w:lastRowLastColumn="0"/>
-            <w:tcW w:w="1881" w:type="dxa"/>
+            <w:tcW w:w="3060" w:type="dxa"/>
           </w:tcPr>
           <w:p>
             <w:r>
@@ -4927,7 +4946,7 @@
         </w:tc>
         <w:tc>
           <w:tcPr>
-            <w:tcW w:w="1881" w:type="dxa"/>
+            <w:tcW w:w="1440" w:type="dxa"/>
           </w:tcPr>
           <w:p>
             <w:pPr>
@@ -4943,7 +4962,7 @@
         </w:tc>
         <w:tc>
           <w:tcPr>
-            <w:tcW w:w="1881" w:type="dxa"/>
+            <w:tcW w:w="1440" w:type="dxa"/>
           </w:tcPr>
           <w:p>
             <w:pPr>
@@ -4959,7 +4978,7 @@
         </w:tc>
         <w:tc>
           <w:tcPr>
-            <w:tcW w:w="1881" w:type="dxa"/>
+            <w:tcW w:w="1584" w:type="dxa"/>
           </w:tcPr>
           <w:p>
             <w:pPr>
@@ -4998,7 +5017,7 @@
         <w:tc>
           <w:tcPr>
             <w:cnfStyle w:val="001000000000" w:firstRow="0" w:lastRow="0" w:firstColumn="1" w:lastColumn="0" w:oddVBand="0" w:evenVBand="0" w:oddHBand="0" w:evenHBand="0" w:firstRowFirstColumn="0" w:firstRowLastColumn="0" w:lastRowFirstColumn="0" w:lastRowLastColumn="0"/>
-            <w:tcW w:w="1881" w:type="dxa"/>
+            <w:tcW w:w="3060" w:type="dxa"/>
             <w:shd w:val="clear" w:color="auto" w:fill="F5F5FA"/>
           </w:tcPr>
           <w:p>
@@ -5007,6 +5026,57 @@
                 <w:sz w:val="20"/>
               </w:rPr>
               <w:t>2. Agent Orchestration</w:t>
+            </w:r>
+          </w:p>
+        </w:tc>
+        <w:tc>
+          <w:tcPr>
+            <w:tcW w:w="1440" w:type="dxa"/>
+            <w:shd w:val="clear" w:color="auto" w:fill="F5F5FA"/>
+          </w:tcPr>
+          <w:p>
+            <w:pPr>
+              <w:cnfStyle w:val="000000010000" w:firstRow="0" w:lastRow="0" w:firstColumn="0" w:lastColumn="0" w:oddVBand="0" w:evenVBand="0" w:oddHBand="0" w:evenHBand="1" w:firstRowFirstColumn="0" w:firstRowLastColumn="0" w:lastRowFirstColumn="0" w:lastRowLastColumn="0"/>
+            </w:pPr>
+            <w:r>
+              <w:rPr>
+                <w:sz w:val="20"/>
+              </w:rPr>
+              <w:t>2</w:t>
+            </w:r>
+          </w:p>
+        </w:tc>
+        <w:tc>
+          <w:tcPr>
+            <w:tcW w:w="1440" w:type="dxa"/>
+            <w:shd w:val="clear" w:color="auto" w:fill="F5F5FA"/>
+          </w:tcPr>
+          <w:p>
+            <w:pPr>
+              <w:cnfStyle w:val="000000010000" w:firstRow="0" w:lastRow="0" w:firstColumn="0" w:lastColumn="0" w:oddVBand="0" w:evenVBand="0" w:oddHBand="0" w:evenHBand="1" w:firstRowFirstColumn="0" w:firstRowLastColumn="0" w:lastRowFirstColumn="0" w:lastRowLastColumn="0"/>
+            </w:pPr>
+            <w:r>
+              <w:rPr>
+                <w:sz w:val="20"/>
+              </w:rPr>
+              <w:t>2</w:t>
+            </w:r>
+          </w:p>
+        </w:tc>
+        <w:tc>
+          <w:tcPr>
+            <w:tcW w:w="1584" w:type="dxa"/>
+            <w:shd w:val="clear" w:color="auto" w:fill="F5F5FA"/>
+          </w:tcPr>
+          <w:p>
+            <w:pPr>
+              <w:cnfStyle w:val="000000010000" w:firstRow="0" w:lastRow="0" w:firstColumn="0" w:lastColumn="0" w:oddVBand="0" w:evenVBand="0" w:oddHBand="0" w:evenHBand="1" w:firstRowFirstColumn="0" w:firstRowLastColumn="0" w:lastRowFirstColumn="0" w:lastRowLastColumn="0"/>
+            </w:pPr>
+            <w:r>
+              <w:rPr>
+                <w:sz w:val="20"/>
+              </w:rPr>
+              <w:t>-</w:t>
             </w:r>
           </w:p>
         </w:tc>
@@ -5023,7 +5093,163 @@
               <w:rPr>
                 <w:sz w:val="20"/>
               </w:rPr>
+              <w:t>4</w:t>
+            </w:r>
+          </w:p>
+        </w:tc>
+      </w:tr>
+      <w:tr>
+        <w:trPr>
+          <w:cnfStyle w:val="000000100000" w:firstRow="0" w:lastRow="0" w:firstColumn="0" w:lastColumn="0" w:oddVBand="0" w:evenVBand="0" w:oddHBand="1" w:evenHBand="0" w:firstRowFirstColumn="0" w:firstRowLastColumn="0" w:lastRowFirstColumn="0" w:lastRowLastColumn="0"/>
+          <w:jc w:val="center"/>
+        </w:trPr>
+        <w:tc>
+          <w:tcPr>
+            <w:cnfStyle w:val="001000000000" w:firstRow="0" w:lastRow="0" w:firstColumn="1" w:lastColumn="0" w:oddVBand="0" w:evenVBand="0" w:oddHBand="0" w:evenHBand="0" w:firstRowFirstColumn="0" w:firstRowLastColumn="0" w:lastRowFirstColumn="0" w:lastRowLastColumn="0"/>
+            <w:tcW w:w="3060" w:type="dxa"/>
+          </w:tcPr>
+          <w:p>
+            <w:r>
+              <w:rPr>
+                <w:sz w:val="20"/>
+              </w:rPr>
+              <w:t>3. Tool Metadata &amp; Lifecycle</w:t>
+            </w:r>
+          </w:p>
+        </w:tc>
+        <w:tc>
+          <w:tcPr>
+            <w:tcW w:w="1440" w:type="dxa"/>
+          </w:tcPr>
+          <w:p>
+            <w:pPr>
+              <w:cnfStyle w:val="000000100000" w:firstRow="0" w:lastRow="0" w:firstColumn="0" w:lastColumn="0" w:oddVBand="0" w:evenVBand="0" w:oddHBand="1" w:evenHBand="0" w:firstRowFirstColumn="0" w:firstRowLastColumn="0" w:lastRowFirstColumn="0" w:lastRowLastColumn="0"/>
+            </w:pPr>
+            <w:r>
+              <w:rPr>
+                <w:sz w:val="20"/>
+              </w:rPr>
               <w:t>2</w:t>
+            </w:r>
+          </w:p>
+        </w:tc>
+        <w:tc>
+          <w:tcPr>
+            <w:tcW w:w="1440" w:type="dxa"/>
+          </w:tcPr>
+          <w:p>
+            <w:pPr>
+              <w:cnfStyle w:val="000000100000" w:firstRow="0" w:lastRow="0" w:firstColumn="0" w:lastColumn="0" w:oddVBand="0" w:evenVBand="0" w:oddHBand="1" w:evenHBand="0" w:firstRowFirstColumn="0" w:firstRowLastColumn="0" w:lastRowFirstColumn="0" w:lastRowLastColumn="0"/>
+            </w:pPr>
+            <w:r>
+              <w:rPr>
+                <w:sz w:val="20"/>
+              </w:rPr>
+              <w:t>2</w:t>
+            </w:r>
+          </w:p>
+        </w:tc>
+        <w:tc>
+          <w:tcPr>
+            <w:tcW w:w="1584" w:type="dxa"/>
+          </w:tcPr>
+          <w:p>
+            <w:pPr>
+              <w:cnfStyle w:val="000000100000" w:firstRow="0" w:lastRow="0" w:firstColumn="0" w:lastColumn="0" w:oddVBand="0" w:evenVBand="0" w:oddHBand="1" w:evenHBand="0" w:firstRowFirstColumn="0" w:firstRowLastColumn="0" w:lastRowFirstColumn="0" w:lastRowLastColumn="0"/>
+            </w:pPr>
+            <w:r>
+              <w:rPr>
+                <w:sz w:val="20"/>
+              </w:rPr>
+              <w:t>3</w:t>
+            </w:r>
+          </w:p>
+        </w:tc>
+        <w:tc>
+          <w:tcPr>
+            <w:tcW w:w="1881" w:type="dxa"/>
+          </w:tcPr>
+          <w:p>
+            <w:pPr>
+              <w:cnfStyle w:val="000000100000" w:firstRow="0" w:lastRow="0" w:firstColumn="0" w:lastColumn="0" w:oddVBand="0" w:evenVBand="0" w:oddHBand="1" w:evenHBand="0" w:firstRowFirstColumn="0" w:firstRowLastColumn="0" w:lastRowFirstColumn="0" w:lastRowLastColumn="0"/>
+            </w:pPr>
+            <w:r>
+              <w:rPr>
+                <w:sz w:val="20"/>
+              </w:rPr>
+              <w:t>7</w:t>
+            </w:r>
+          </w:p>
+        </w:tc>
+      </w:tr>
+      <w:tr>
+        <w:trPr>
+          <w:cnfStyle w:val="000000010000" w:firstRow="0" w:lastRow="0" w:firstColumn="0" w:lastColumn="0" w:oddVBand="0" w:evenVBand="0" w:oddHBand="0" w:evenHBand="1" w:firstRowFirstColumn="0" w:firstRowLastColumn="0" w:lastRowFirstColumn="0" w:lastRowLastColumn="0"/>
+          <w:jc w:val="center"/>
+        </w:trPr>
+        <w:tc>
+          <w:tcPr>
+            <w:cnfStyle w:val="001000000000" w:firstRow="0" w:lastRow="0" w:firstColumn="1" w:lastColumn="0" w:oddVBand="0" w:evenVBand="0" w:oddHBand="0" w:evenHBand="0" w:firstRowFirstColumn="0" w:firstRowLastColumn="0" w:lastRowFirstColumn="0" w:lastRowLastColumn="0"/>
+            <w:tcW w:w="3060" w:type="dxa"/>
+            <w:shd w:val="clear" w:color="auto" w:fill="F5F5FA"/>
+          </w:tcPr>
+          <w:p>
+            <w:r>
+              <w:rPr>
+                <w:sz w:val="20"/>
+              </w:rPr>
+              <w:t>4. Streaming &amp; Feedback</w:t>
+            </w:r>
+          </w:p>
+        </w:tc>
+        <w:tc>
+          <w:tcPr>
+            <w:tcW w:w="1440" w:type="dxa"/>
+            <w:shd w:val="clear" w:color="auto" w:fill="F5F5FA"/>
+          </w:tcPr>
+          <w:p>
+            <w:pPr>
+              <w:cnfStyle w:val="000000010000" w:firstRow="0" w:lastRow="0" w:firstColumn="0" w:lastColumn="0" w:oddVBand="0" w:evenVBand="0" w:oddHBand="0" w:evenHBand="1" w:firstRowFirstColumn="0" w:firstRowLastColumn="0" w:lastRowFirstColumn="0" w:lastRowLastColumn="0"/>
+            </w:pPr>
+            <w:r>
+              <w:rPr>
+                <w:sz w:val="20"/>
+              </w:rPr>
+              <w:t>3</w:t>
+            </w:r>
+          </w:p>
+        </w:tc>
+        <w:tc>
+          <w:tcPr>
+            <w:tcW w:w="1440" w:type="dxa"/>
+            <w:shd w:val="clear" w:color="auto" w:fill="F5F5FA"/>
+          </w:tcPr>
+          <w:p>
+            <w:pPr>
+              <w:cnfStyle w:val="000000010000" w:firstRow="0" w:lastRow="0" w:firstColumn="0" w:lastColumn="0" w:oddVBand="0" w:evenVBand="0" w:oddHBand="0" w:evenHBand="1" w:firstRowFirstColumn="0" w:firstRowLastColumn="0" w:lastRowFirstColumn="0" w:lastRowLastColumn="0"/>
+            </w:pPr>
+            <w:r>
+              <w:rPr>
+                <w:sz w:val="20"/>
+              </w:rPr>
+              <w:t>1</w:t>
+            </w:r>
+          </w:p>
+        </w:tc>
+        <w:tc>
+          <w:tcPr>
+            <w:tcW w:w="1584" w:type="dxa"/>
+            <w:shd w:val="clear" w:color="auto" w:fill="F5F5FA"/>
+          </w:tcPr>
+          <w:p>
+            <w:pPr>
+              <w:cnfStyle w:val="000000010000" w:firstRow="0" w:lastRow="0" w:firstColumn="0" w:lastColumn="0" w:oddVBand="0" w:evenVBand="0" w:oddHBand="0" w:evenHBand="1" w:firstRowFirstColumn="0" w:firstRowLastColumn="0" w:lastRowFirstColumn="0" w:lastRowLastColumn="0"/>
+            </w:pPr>
+            <w:r>
+              <w:rPr>
+                <w:sz w:val="20"/>
+              </w:rPr>
+              <w:t>-</w:t>
             </w:r>
           </w:p>
         </w:tc>
@@ -5040,7 +5266,163 @@
               <w:rPr>
                 <w:sz w:val="20"/>
               </w:rPr>
+              <w:t>4</w:t>
+            </w:r>
+          </w:p>
+        </w:tc>
+      </w:tr>
+      <w:tr>
+        <w:trPr>
+          <w:cnfStyle w:val="000000100000" w:firstRow="0" w:lastRow="0" w:firstColumn="0" w:lastColumn="0" w:oddVBand="0" w:evenVBand="0" w:oddHBand="1" w:evenHBand="0" w:firstRowFirstColumn="0" w:firstRowLastColumn="0" w:lastRowFirstColumn="0" w:lastRowLastColumn="0"/>
+          <w:jc w:val="center"/>
+        </w:trPr>
+        <w:tc>
+          <w:tcPr>
+            <w:cnfStyle w:val="001000000000" w:firstRow="0" w:lastRow="0" w:firstColumn="1" w:lastColumn="0" w:oddVBand="0" w:evenVBand="0" w:oddHBand="0" w:evenHBand="0" w:firstRowFirstColumn="0" w:firstRowLastColumn="0" w:lastRowFirstColumn="0" w:lastRowLastColumn="0"/>
+            <w:tcW w:w="3060" w:type="dxa"/>
+          </w:tcPr>
+          <w:p>
+            <w:r>
+              <w:rPr>
+                <w:sz w:val="20"/>
+              </w:rPr>
+              <w:t>5. Skills</w:t>
+            </w:r>
+          </w:p>
+        </w:tc>
+        <w:tc>
+          <w:tcPr>
+            <w:tcW w:w="1440" w:type="dxa"/>
+          </w:tcPr>
+          <w:p>
+            <w:pPr>
+              <w:cnfStyle w:val="000000100000" w:firstRow="0" w:lastRow="0" w:firstColumn="0" w:lastColumn="0" w:oddVBand="0" w:evenVBand="0" w:oddHBand="1" w:evenHBand="0" w:firstRowFirstColumn="0" w:firstRowLastColumn="0" w:lastRowFirstColumn="0" w:lastRowLastColumn="0"/>
+            </w:pPr>
+            <w:r>
+              <w:rPr>
+                <w:sz w:val="20"/>
+              </w:rPr>
               <w:t>2</w:t>
+            </w:r>
+          </w:p>
+        </w:tc>
+        <w:tc>
+          <w:tcPr>
+            <w:tcW w:w="1440" w:type="dxa"/>
+          </w:tcPr>
+          <w:p>
+            <w:pPr>
+              <w:cnfStyle w:val="000000100000" w:firstRow="0" w:lastRow="0" w:firstColumn="0" w:lastColumn="0" w:oddVBand="0" w:evenVBand="0" w:oddHBand="1" w:evenHBand="0" w:firstRowFirstColumn="0" w:firstRowLastColumn="0" w:lastRowFirstColumn="0" w:lastRowLastColumn="0"/>
+            </w:pPr>
+            <w:r>
+              <w:rPr>
+                <w:sz w:val="20"/>
+              </w:rPr>
+              <w:t>1</w:t>
+            </w:r>
+          </w:p>
+        </w:tc>
+        <w:tc>
+          <w:tcPr>
+            <w:tcW w:w="1584" w:type="dxa"/>
+          </w:tcPr>
+          <w:p>
+            <w:pPr>
+              <w:cnfStyle w:val="000000100000" w:firstRow="0" w:lastRow="0" w:firstColumn="0" w:lastColumn="0" w:oddVBand="0" w:evenVBand="0" w:oddHBand="1" w:evenHBand="0" w:firstRowFirstColumn="0" w:firstRowLastColumn="0" w:lastRowFirstColumn="0" w:lastRowLastColumn="0"/>
+            </w:pPr>
+            <w:r>
+              <w:rPr>
+                <w:sz w:val="20"/>
+              </w:rPr>
+              <w:t>-</w:t>
+            </w:r>
+          </w:p>
+        </w:tc>
+        <w:tc>
+          <w:tcPr>
+            <w:tcW w:w="1881" w:type="dxa"/>
+          </w:tcPr>
+          <w:p>
+            <w:pPr>
+              <w:cnfStyle w:val="000000100000" w:firstRow="0" w:lastRow="0" w:firstColumn="0" w:lastColumn="0" w:oddVBand="0" w:evenVBand="0" w:oddHBand="1" w:evenHBand="0" w:firstRowFirstColumn="0" w:firstRowLastColumn="0" w:lastRowFirstColumn="0" w:lastRowLastColumn="0"/>
+            </w:pPr>
+            <w:r>
+              <w:rPr>
+                <w:sz w:val="20"/>
+              </w:rPr>
+              <w:t>3</w:t>
+            </w:r>
+          </w:p>
+        </w:tc>
+      </w:tr>
+      <w:tr>
+        <w:trPr>
+          <w:cnfStyle w:val="000000010000" w:firstRow="0" w:lastRow="0" w:firstColumn="0" w:lastColumn="0" w:oddVBand="0" w:evenVBand="0" w:oddHBand="0" w:evenHBand="1" w:firstRowFirstColumn="0" w:firstRowLastColumn="0" w:lastRowFirstColumn="0" w:lastRowLastColumn="0"/>
+          <w:jc w:val="center"/>
+        </w:trPr>
+        <w:tc>
+          <w:tcPr>
+            <w:cnfStyle w:val="001000000000" w:firstRow="0" w:lastRow="0" w:firstColumn="1" w:lastColumn="0" w:oddVBand="0" w:evenVBand="0" w:oddHBand="0" w:evenHBand="0" w:firstRowFirstColumn="0" w:firstRowLastColumn="0" w:lastRowFirstColumn="0" w:lastRowLastColumn="0"/>
+            <w:tcW w:w="3060" w:type="dxa"/>
+            <w:shd w:val="clear" w:color="auto" w:fill="F5F5FA"/>
+          </w:tcPr>
+          <w:p>
+            <w:r>
+              <w:rPr>
+                <w:sz w:val="20"/>
+              </w:rPr>
+              <w:t>6. Catalog &amp; Grounding</w:t>
+            </w:r>
+          </w:p>
+        </w:tc>
+        <w:tc>
+          <w:tcPr>
+            <w:tcW w:w="1440" w:type="dxa"/>
+            <w:shd w:val="clear" w:color="auto" w:fill="F5F5FA"/>
+          </w:tcPr>
+          <w:p>
+            <w:pPr>
+              <w:cnfStyle w:val="000000010000" w:firstRow="0" w:lastRow="0" w:firstColumn="0" w:lastColumn="0" w:oddVBand="0" w:evenVBand="0" w:oddHBand="0" w:evenHBand="1" w:firstRowFirstColumn="0" w:firstRowLastColumn="0" w:lastRowFirstColumn="0" w:lastRowLastColumn="0"/>
+            </w:pPr>
+            <w:r>
+              <w:rPr>
+                <w:sz w:val="20"/>
+              </w:rPr>
+              <w:t>2</w:t>
+            </w:r>
+          </w:p>
+        </w:tc>
+        <w:tc>
+          <w:tcPr>
+            <w:tcW w:w="1440" w:type="dxa"/>
+            <w:shd w:val="clear" w:color="auto" w:fill="F5F5FA"/>
+          </w:tcPr>
+          <w:p>
+            <w:pPr>
+              <w:cnfStyle w:val="000000010000" w:firstRow="0" w:lastRow="0" w:firstColumn="0" w:lastColumn="0" w:oddVBand="0" w:evenVBand="0" w:oddHBand="0" w:evenHBand="1" w:firstRowFirstColumn="0" w:firstRowLastColumn="0" w:lastRowFirstColumn="0" w:lastRowLastColumn="0"/>
+            </w:pPr>
+            <w:r>
+              <w:rPr>
+                <w:sz w:val="20"/>
+              </w:rPr>
+              <w:t>1</w:t>
+            </w:r>
+          </w:p>
+        </w:tc>
+        <w:tc>
+          <w:tcPr>
+            <w:tcW w:w="1584" w:type="dxa"/>
+            <w:shd w:val="clear" w:color="auto" w:fill="F5F5FA"/>
+          </w:tcPr>
+          <w:p>
+            <w:pPr>
+              <w:cnfStyle w:val="000000010000" w:firstRow="0" w:lastRow="0" w:firstColumn="0" w:lastColumn="0" w:oddVBand="0" w:evenVBand="0" w:oddHBand="0" w:evenHBand="1" w:firstRowFirstColumn="0" w:firstRowLastColumn="0" w:lastRowFirstColumn="0" w:lastRowLastColumn="0"/>
+            </w:pPr>
+            <w:r>
+              <w:rPr>
+                <w:sz w:val="20"/>
+              </w:rPr>
+              <w:t>1</w:t>
             </w:r>
           </w:p>
         </w:tc>
@@ -5057,7 +5439,163 @@
               <w:rPr>
                 <w:sz w:val="20"/>
               </w:rPr>
+              <w:t>4</w:t>
+            </w:r>
+          </w:p>
+        </w:tc>
+      </w:tr>
+      <w:tr>
+        <w:trPr>
+          <w:cnfStyle w:val="000000100000" w:firstRow="0" w:lastRow="0" w:firstColumn="0" w:lastColumn="0" w:oddVBand="0" w:evenVBand="0" w:oddHBand="1" w:evenHBand="0" w:firstRowFirstColumn="0" w:firstRowLastColumn="0" w:lastRowFirstColumn="0" w:lastRowLastColumn="0"/>
+          <w:jc w:val="center"/>
+        </w:trPr>
+        <w:tc>
+          <w:tcPr>
+            <w:cnfStyle w:val="001000000000" w:firstRow="0" w:lastRow="0" w:firstColumn="1" w:lastColumn="0" w:oddVBand="0" w:evenVBand="0" w:oddHBand="0" w:evenHBand="0" w:firstRowFirstColumn="0" w:firstRowLastColumn="0" w:lastRowFirstColumn="0" w:lastRowLastColumn="0"/>
+            <w:tcW w:w="3060" w:type="dxa"/>
+          </w:tcPr>
+          <w:p>
+            <w:r>
+              <w:rPr>
+                <w:sz w:val="20"/>
+              </w:rPr>
+              <w:t>7. Security, Audit, Namespace</w:t>
+            </w:r>
+          </w:p>
+        </w:tc>
+        <w:tc>
+          <w:tcPr>
+            <w:tcW w:w="1440" w:type="dxa"/>
+          </w:tcPr>
+          <w:p>
+            <w:pPr>
+              <w:cnfStyle w:val="000000100000" w:firstRow="0" w:lastRow="0" w:firstColumn="0" w:lastColumn="0" w:oddVBand="0" w:evenVBand="0" w:oddHBand="1" w:evenHBand="0" w:firstRowFirstColumn="0" w:firstRowLastColumn="0" w:lastRowFirstColumn="0" w:lastRowLastColumn="0"/>
+            </w:pPr>
+            <w:r>
+              <w:rPr>
+                <w:sz w:val="20"/>
+              </w:rPr>
+              <w:t>4</w:t>
+            </w:r>
+          </w:p>
+        </w:tc>
+        <w:tc>
+          <w:tcPr>
+            <w:tcW w:w="1440" w:type="dxa"/>
+          </w:tcPr>
+          <w:p>
+            <w:pPr>
+              <w:cnfStyle w:val="000000100000" w:firstRow="0" w:lastRow="0" w:firstColumn="0" w:lastColumn="0" w:oddVBand="0" w:evenVBand="0" w:oddHBand="1" w:evenHBand="0" w:firstRowFirstColumn="0" w:firstRowLastColumn="0" w:lastRowFirstColumn="0" w:lastRowLastColumn="0"/>
+            </w:pPr>
+            <w:r>
+              <w:rPr>
+                <w:sz w:val="20"/>
+              </w:rPr>
               <w:t>-</w:t>
+            </w:r>
+          </w:p>
+        </w:tc>
+        <w:tc>
+          <w:tcPr>
+            <w:tcW w:w="1584" w:type="dxa"/>
+          </w:tcPr>
+          <w:p>
+            <w:pPr>
+              <w:cnfStyle w:val="000000100000" w:firstRow="0" w:lastRow="0" w:firstColumn="0" w:lastColumn="0" w:oddVBand="0" w:evenVBand="0" w:oddHBand="1" w:evenHBand="0" w:firstRowFirstColumn="0" w:firstRowLastColumn="0" w:lastRowFirstColumn="0" w:lastRowLastColumn="0"/>
+            </w:pPr>
+            <w:r>
+              <w:rPr>
+                <w:sz w:val="20"/>
+              </w:rPr>
+              <w:t>-</w:t>
+            </w:r>
+          </w:p>
+        </w:tc>
+        <w:tc>
+          <w:tcPr>
+            <w:tcW w:w="1881" w:type="dxa"/>
+          </w:tcPr>
+          <w:p>
+            <w:pPr>
+              <w:cnfStyle w:val="000000100000" w:firstRow="0" w:lastRow="0" w:firstColumn="0" w:lastColumn="0" w:oddVBand="0" w:evenVBand="0" w:oddHBand="1" w:evenHBand="0" w:firstRowFirstColumn="0" w:firstRowLastColumn="0" w:lastRowFirstColumn="0" w:lastRowLastColumn="0"/>
+            </w:pPr>
+            <w:r>
+              <w:rPr>
+                <w:sz w:val="20"/>
+              </w:rPr>
+              <w:t>4</w:t>
+            </w:r>
+          </w:p>
+        </w:tc>
+      </w:tr>
+      <w:tr>
+        <w:trPr>
+          <w:cnfStyle w:val="000000010000" w:firstRow="0" w:lastRow="0" w:firstColumn="0" w:lastColumn="0" w:oddVBand="0" w:evenVBand="0" w:oddHBand="0" w:evenHBand="1" w:firstRowFirstColumn="0" w:firstRowLastColumn="0" w:lastRowFirstColumn="0" w:lastRowLastColumn="0"/>
+          <w:jc w:val="center"/>
+        </w:trPr>
+        <w:tc>
+          <w:tcPr>
+            <w:cnfStyle w:val="001000000000" w:firstRow="0" w:lastRow="0" w:firstColumn="1" w:lastColumn="0" w:oddVBand="0" w:evenVBand="0" w:oddHBand="0" w:evenHBand="0" w:firstRowFirstColumn="0" w:firstRowLastColumn="0" w:lastRowFirstColumn="0" w:lastRowLastColumn="0"/>
+            <w:tcW w:w="3060" w:type="dxa"/>
+            <w:shd w:val="clear" w:color="auto" w:fill="F5F5FA"/>
+          </w:tcPr>
+          <w:p>
+            <w:r>
+              <w:rPr>
+                <w:sz w:val="20"/>
+              </w:rPr>
+              <w:t>8. Builder UX</w:t>
+            </w:r>
+          </w:p>
+        </w:tc>
+        <w:tc>
+          <w:tcPr>
+            <w:tcW w:w="1440" w:type="dxa"/>
+            <w:shd w:val="clear" w:color="auto" w:fill="F5F5FA"/>
+          </w:tcPr>
+          <w:p>
+            <w:pPr>
+              <w:cnfStyle w:val="000000010000" w:firstRow="0" w:lastRow="0" w:firstColumn="0" w:lastColumn="0" w:oddVBand="0" w:evenVBand="0" w:oddHBand="0" w:evenHBand="1" w:firstRowFirstColumn="0" w:firstRowLastColumn="0" w:lastRowFirstColumn="0" w:lastRowLastColumn="0"/>
+            </w:pPr>
+            <w:r>
+              <w:rPr>
+                <w:sz w:val="20"/>
+              </w:rPr>
+              <w:t>3</w:t>
+            </w:r>
+          </w:p>
+        </w:tc>
+        <w:tc>
+          <w:tcPr>
+            <w:tcW w:w="1440" w:type="dxa"/>
+            <w:shd w:val="clear" w:color="auto" w:fill="F5F5FA"/>
+          </w:tcPr>
+          <w:p>
+            <w:pPr>
+              <w:cnfStyle w:val="000000010000" w:firstRow="0" w:lastRow="0" w:firstColumn="0" w:lastColumn="0" w:oddVBand="0" w:evenVBand="0" w:oddHBand="0" w:evenHBand="1" w:firstRowFirstColumn="0" w:firstRowLastColumn="0" w:lastRowFirstColumn="0" w:lastRowLastColumn="0"/>
+            </w:pPr>
+            <w:r>
+              <w:rPr>
+                <w:sz w:val="20"/>
+              </w:rPr>
+              <w:t>2</w:t>
+            </w:r>
+          </w:p>
+        </w:tc>
+        <w:tc>
+          <w:tcPr>
+            <w:tcW w:w="1584" w:type="dxa"/>
+            <w:shd w:val="clear" w:color="auto" w:fill="F5F5FA"/>
+          </w:tcPr>
+          <w:p>
+            <w:pPr>
+              <w:cnfStyle w:val="000000010000" w:firstRow="0" w:lastRow="0" w:firstColumn="0" w:lastColumn="0" w:oddVBand="0" w:evenVBand="0" w:oddHBand="0" w:evenHBand="1" w:firstRowFirstColumn="0" w:firstRowLastColumn="0" w:lastRowFirstColumn="0" w:lastRowLastColumn="0"/>
+            </w:pPr>
+            <w:r>
+              <w:rPr>
+                <w:sz w:val="20"/>
+              </w:rPr>
+              <w:t>1</w:t>
             </w:r>
           </w:p>
         </w:tc>
@@ -5074,7 +5612,7 @@
               <w:rPr>
                 <w:sz w:val="20"/>
               </w:rPr>
-              <w:t>4</w:t>
+              <w:t>6</w:t>
             </w:r>
           </w:p>
         </w:tc>
@@ -5087,14 +5625,62 @@
         <w:tc>
           <w:tcPr>
             <w:cnfStyle w:val="001000000000" w:firstRow="0" w:lastRow="0" w:firstColumn="1" w:lastColumn="0" w:oddVBand="0" w:evenVBand="0" w:oddHBand="0" w:evenHBand="0" w:firstRowFirstColumn="0" w:firstRowLastColumn="0" w:lastRowFirstColumn="0" w:lastRowLastColumn="0"/>
-            <w:tcW w:w="1881" w:type="dxa"/>
+            <w:tcW w:w="3060" w:type="dxa"/>
           </w:tcPr>
           <w:p>
             <w:r>
               <w:rPr>
                 <w:sz w:val="20"/>
               </w:rPr>
-              <w:t>3. Tool Metadata &amp; Lifecycle</w:t>
+              <w:t>9. Developer DX</w:t>
+            </w:r>
+          </w:p>
+        </w:tc>
+        <w:tc>
+          <w:tcPr>
+            <w:tcW w:w="1440" w:type="dxa"/>
+          </w:tcPr>
+          <w:p>
+            <w:pPr>
+              <w:cnfStyle w:val="000000100000" w:firstRow="0" w:lastRow="0" w:firstColumn="0" w:lastColumn="0" w:oddVBand="0" w:evenVBand="0" w:oddHBand="1" w:evenHBand="0" w:firstRowFirstColumn="0" w:firstRowLastColumn="0" w:lastRowFirstColumn="0" w:lastRowLastColumn="0"/>
+            </w:pPr>
+            <w:r>
+              <w:rPr>
+                <w:sz w:val="20"/>
+              </w:rPr>
+              <w:t>2</w:t>
+            </w:r>
+          </w:p>
+        </w:tc>
+        <w:tc>
+          <w:tcPr>
+            <w:tcW w:w="1440" w:type="dxa"/>
+          </w:tcPr>
+          <w:p>
+            <w:pPr>
+              <w:cnfStyle w:val="000000100000" w:firstRow="0" w:lastRow="0" w:firstColumn="0" w:lastColumn="0" w:oddVBand="0" w:evenVBand="0" w:oddHBand="1" w:evenHBand="0" w:firstRowFirstColumn="0" w:firstRowLastColumn="0" w:lastRowFirstColumn="0" w:lastRowLastColumn="0"/>
+            </w:pPr>
+            <w:r>
+              <w:rPr>
+                <w:sz w:val="20"/>
+              </w:rPr>
+              <w:t>1</w:t>
+            </w:r>
+          </w:p>
+        </w:tc>
+        <w:tc>
+          <w:tcPr>
+            <w:tcW w:w="1584" w:type="dxa"/>
+          </w:tcPr>
+          <w:p>
+            <w:pPr>
+              <w:cnfStyle w:val="000000100000" w:firstRow="0" w:lastRow="0" w:firstColumn="0" w:lastColumn="0" w:oddVBand="0" w:evenVBand="0" w:oddHBand="1" w:evenHBand="0" w:firstRowFirstColumn="0" w:firstRowLastColumn="0" w:lastRowFirstColumn="0" w:lastRowLastColumn="0"/>
+            </w:pPr>
+            <w:r>
+              <w:rPr>
+                <w:sz w:val="20"/>
+              </w:rPr>
+              <w:t>-</w:t>
             </w:r>
           </w:p>
         </w:tc>
@@ -5110,55 +5696,7 @@
               <w:rPr>
                 <w:sz w:val="20"/>
               </w:rPr>
-              <w:t>2</w:t>
-            </w:r>
-          </w:p>
-        </w:tc>
-        <w:tc>
-          <w:tcPr>
-            <w:tcW w:w="1881" w:type="dxa"/>
-          </w:tcPr>
-          <w:p>
-            <w:pPr>
-              <w:cnfStyle w:val="000000100000" w:firstRow="0" w:lastRow="0" w:firstColumn="0" w:lastColumn="0" w:oddVBand="0" w:evenVBand="0" w:oddHBand="1" w:evenHBand="0" w:firstRowFirstColumn="0" w:firstRowLastColumn="0" w:lastRowFirstColumn="0" w:lastRowLastColumn="0"/>
-            </w:pPr>
-            <w:r>
-              <w:rPr>
-                <w:sz w:val="20"/>
-              </w:rPr>
-              <w:t>2</w:t>
-            </w:r>
-          </w:p>
-        </w:tc>
-        <w:tc>
-          <w:tcPr>
-            <w:tcW w:w="1881" w:type="dxa"/>
-          </w:tcPr>
-          <w:p>
-            <w:pPr>
-              <w:cnfStyle w:val="000000100000" w:firstRow="0" w:lastRow="0" w:firstColumn="0" w:lastColumn="0" w:oddVBand="0" w:evenVBand="0" w:oddHBand="1" w:evenHBand="0" w:firstRowFirstColumn="0" w:firstRowLastColumn="0" w:lastRowFirstColumn="0" w:lastRowLastColumn="0"/>
-            </w:pPr>
-            <w:r>
-              <w:rPr>
-                <w:sz w:val="20"/>
-              </w:rPr>
               <w:t>3</w:t>
-            </w:r>
-          </w:p>
-        </w:tc>
-        <w:tc>
-          <w:tcPr>
-            <w:tcW w:w="1881" w:type="dxa"/>
-          </w:tcPr>
-          <w:p>
-            <w:pPr>
-              <w:cnfStyle w:val="000000100000" w:firstRow="0" w:lastRow="0" w:firstColumn="0" w:lastColumn="0" w:oddVBand="0" w:evenVBand="0" w:oddHBand="1" w:evenHBand="0" w:firstRowFirstColumn="0" w:firstRowLastColumn="0" w:lastRowFirstColumn="0" w:lastRowLastColumn="0"/>
-            </w:pPr>
-            <w:r>
-              <w:rPr>
-                <w:sz w:val="20"/>
-              </w:rPr>
-              <w:t>7</w:t>
             </w:r>
           </w:p>
         </w:tc>
@@ -5171,7 +5709,7 @@
         <w:tc>
           <w:tcPr>
             <w:cnfStyle w:val="001000000000" w:firstRow="0" w:lastRow="0" w:firstColumn="1" w:lastColumn="0" w:oddVBand="0" w:evenVBand="0" w:oddHBand="0" w:evenHBand="0" w:firstRowFirstColumn="0" w:firstRowLastColumn="0" w:lastRowFirstColumn="0" w:lastRowLastColumn="0"/>
-            <w:tcW w:w="1881" w:type="dxa"/>
+            <w:tcW w:w="3060" w:type="dxa"/>
             <w:shd w:val="clear" w:color="auto" w:fill="F5F5FA"/>
           </w:tcPr>
           <w:p>
@@ -5179,7 +5717,58 @@
               <w:rPr>
                 <w:sz w:val="20"/>
               </w:rPr>
-              <w:t>4. Streaming &amp; Feedback</w:t>
+              <w:t>10. Production Build (UC1)</w:t>
+            </w:r>
+          </w:p>
+        </w:tc>
+        <w:tc>
+          <w:tcPr>
+            <w:tcW w:w="1440" w:type="dxa"/>
+            <w:shd w:val="clear" w:color="auto" w:fill="F5F5FA"/>
+          </w:tcPr>
+          <w:p>
+            <w:pPr>
+              <w:cnfStyle w:val="000000010000" w:firstRow="0" w:lastRow="0" w:firstColumn="0" w:lastColumn="0" w:oddVBand="0" w:evenVBand="0" w:oddHBand="0" w:evenHBand="1" w:firstRowFirstColumn="0" w:firstRowLastColumn="0" w:lastRowFirstColumn="0" w:lastRowLastColumn="0"/>
+            </w:pPr>
+            <w:r>
+              <w:rPr>
+                <w:sz w:val="20"/>
+              </w:rPr>
+              <w:t>4</w:t>
+            </w:r>
+          </w:p>
+        </w:tc>
+        <w:tc>
+          <w:tcPr>
+            <w:tcW w:w="1440" w:type="dxa"/>
+            <w:shd w:val="clear" w:color="auto" w:fill="F5F5FA"/>
+          </w:tcPr>
+          <w:p>
+            <w:pPr>
+              <w:cnfStyle w:val="000000010000" w:firstRow="0" w:lastRow="0" w:firstColumn="0" w:lastColumn="0" w:oddVBand="0" w:evenVBand="0" w:oddHBand="0" w:evenHBand="1" w:firstRowFirstColumn="0" w:firstRowLastColumn="0" w:lastRowFirstColumn="0" w:lastRowLastColumn="0"/>
+            </w:pPr>
+            <w:r>
+              <w:rPr>
+                <w:sz w:val="20"/>
+              </w:rPr>
+              <w:t>-</w:t>
+            </w:r>
+          </w:p>
+        </w:tc>
+        <w:tc>
+          <w:tcPr>
+            <w:tcW w:w="1584" w:type="dxa"/>
+            <w:shd w:val="clear" w:color="auto" w:fill="F5F5FA"/>
+          </w:tcPr>
+          <w:p>
+            <w:pPr>
+              <w:cnfStyle w:val="000000010000" w:firstRow="0" w:lastRow="0" w:firstColumn="0" w:lastColumn="0" w:oddVBand="0" w:evenVBand="0" w:oddHBand="0" w:evenHBand="1" w:firstRowFirstColumn="0" w:firstRowLastColumn="0" w:lastRowFirstColumn="0" w:lastRowLastColumn="0"/>
+            </w:pPr>
+            <w:r>
+              <w:rPr>
+                <w:sz w:val="20"/>
+              </w:rPr>
+              <w:t>-</w:t>
             </w:r>
           </w:p>
         </w:tc>
@@ -5196,7 +5785,163 @@
               <w:rPr>
                 <w:sz w:val="20"/>
               </w:rPr>
+              <w:t>4</w:t>
+            </w:r>
+          </w:p>
+        </w:tc>
+      </w:tr>
+      <w:tr>
+        <w:trPr>
+          <w:cnfStyle w:val="000000100000" w:firstRow="0" w:lastRow="0" w:firstColumn="0" w:lastColumn="0" w:oddVBand="0" w:evenVBand="0" w:oddHBand="1" w:evenHBand="0" w:firstRowFirstColumn="0" w:firstRowLastColumn="0" w:lastRowFirstColumn="0" w:lastRowLastColumn="0"/>
+          <w:jc w:val="center"/>
+        </w:trPr>
+        <w:tc>
+          <w:tcPr>
+            <w:cnfStyle w:val="001000000000" w:firstRow="0" w:lastRow="0" w:firstColumn="1" w:lastColumn="0" w:oddVBand="0" w:evenVBand="0" w:oddHBand="0" w:evenHBand="0" w:firstRowFirstColumn="0" w:firstRowLastColumn="0" w:lastRowFirstColumn="0" w:lastRowLastColumn="0"/>
+            <w:tcW w:w="3060" w:type="dxa"/>
+          </w:tcPr>
+          <w:p>
+            <w:r>
+              <w:rPr>
+                <w:sz w:val="20"/>
+              </w:rPr>
+              <w:t>11. Production Review (UC2)</w:t>
+            </w:r>
+          </w:p>
+        </w:tc>
+        <w:tc>
+          <w:tcPr>
+            <w:tcW w:w="1440" w:type="dxa"/>
+          </w:tcPr>
+          <w:p>
+            <w:pPr>
+              <w:cnfStyle w:val="000000100000" w:firstRow="0" w:lastRow="0" w:firstColumn="0" w:lastColumn="0" w:oddVBand="0" w:evenVBand="0" w:oddHBand="1" w:evenHBand="0" w:firstRowFirstColumn="0" w:firstRowLastColumn="0" w:lastRowFirstColumn="0" w:lastRowLastColumn="0"/>
+            </w:pPr>
+            <w:r>
+              <w:rPr>
+                <w:sz w:val="20"/>
+              </w:rPr>
+              <w:t>2</w:t>
+            </w:r>
+          </w:p>
+        </w:tc>
+        <w:tc>
+          <w:tcPr>
+            <w:tcW w:w="1440" w:type="dxa"/>
+          </w:tcPr>
+          <w:p>
+            <w:pPr>
+              <w:cnfStyle w:val="000000100000" w:firstRow="0" w:lastRow="0" w:firstColumn="0" w:lastColumn="0" w:oddVBand="0" w:evenVBand="0" w:oddHBand="1" w:evenHBand="0" w:firstRowFirstColumn="0" w:firstRowLastColumn="0" w:lastRowFirstColumn="0" w:lastRowLastColumn="0"/>
+            </w:pPr>
+            <w:r>
+              <w:rPr>
+                <w:sz w:val="20"/>
+              </w:rPr>
+              <w:t>1</w:t>
+            </w:r>
+          </w:p>
+        </w:tc>
+        <w:tc>
+          <w:tcPr>
+            <w:tcW w:w="1584" w:type="dxa"/>
+          </w:tcPr>
+          <w:p>
+            <w:pPr>
+              <w:cnfStyle w:val="000000100000" w:firstRow="0" w:lastRow="0" w:firstColumn="0" w:lastColumn="0" w:oddVBand="0" w:evenVBand="0" w:oddHBand="1" w:evenHBand="0" w:firstRowFirstColumn="0" w:firstRowLastColumn="0" w:lastRowFirstColumn="0" w:lastRowLastColumn="0"/>
+            </w:pPr>
+            <w:r>
+              <w:rPr>
+                <w:sz w:val="20"/>
+              </w:rPr>
+              <w:t>-</w:t>
+            </w:r>
+          </w:p>
+        </w:tc>
+        <w:tc>
+          <w:tcPr>
+            <w:tcW w:w="1881" w:type="dxa"/>
+          </w:tcPr>
+          <w:p>
+            <w:pPr>
+              <w:cnfStyle w:val="000000100000" w:firstRow="0" w:lastRow="0" w:firstColumn="0" w:lastColumn="0" w:oddVBand="0" w:evenVBand="0" w:oddHBand="1" w:evenHBand="0" w:firstRowFirstColumn="0" w:firstRowLastColumn="0" w:lastRowFirstColumn="0" w:lastRowLastColumn="0"/>
+            </w:pPr>
+            <w:r>
+              <w:rPr>
+                <w:sz w:val="20"/>
+              </w:rPr>
               <w:t>3</w:t>
+            </w:r>
+          </w:p>
+        </w:tc>
+      </w:tr>
+      <w:tr>
+        <w:trPr>
+          <w:cnfStyle w:val="000000010000" w:firstRow="0" w:lastRow="0" w:firstColumn="0" w:lastColumn="0" w:oddVBand="0" w:evenVBand="0" w:oddHBand="0" w:evenHBand="1" w:firstRowFirstColumn="0" w:firstRowLastColumn="0" w:lastRowFirstColumn="0" w:lastRowLastColumn="0"/>
+          <w:jc w:val="center"/>
+        </w:trPr>
+        <w:tc>
+          <w:tcPr>
+            <w:cnfStyle w:val="001000000000" w:firstRow="0" w:lastRow="0" w:firstColumn="1" w:lastColumn="0" w:oddVBand="0" w:evenVBand="0" w:oddHBand="0" w:evenHBand="0" w:firstRowFirstColumn="0" w:firstRowLastColumn="0" w:lastRowFirstColumn="0" w:lastRowLastColumn="0"/>
+            <w:tcW w:w="3060" w:type="dxa"/>
+            <w:shd w:val="clear" w:color="auto" w:fill="F5F5FA"/>
+          </w:tcPr>
+          <w:p>
+            <w:r>
+              <w:rPr>
+                <w:sz w:val="20"/>
+              </w:rPr>
+              <w:t>12. HL7 Transformation (UC3)</w:t>
+            </w:r>
+          </w:p>
+        </w:tc>
+        <w:tc>
+          <w:tcPr>
+            <w:tcW w:w="1440" w:type="dxa"/>
+            <w:shd w:val="clear" w:color="auto" w:fill="F5F5FA"/>
+          </w:tcPr>
+          <w:p>
+            <w:pPr>
+              <w:cnfStyle w:val="000000010000" w:firstRow="0" w:lastRow="0" w:firstColumn="0" w:lastColumn="0" w:oddVBand="0" w:evenVBand="0" w:oddHBand="0" w:evenHBand="1" w:firstRowFirstColumn="0" w:firstRowLastColumn="0" w:lastRowFirstColumn="0" w:lastRowLastColumn="0"/>
+            </w:pPr>
+            <w:r>
+              <w:rPr>
+                <w:sz w:val="20"/>
+              </w:rPr>
+              <w:t>3</w:t>
+            </w:r>
+          </w:p>
+        </w:tc>
+        <w:tc>
+          <w:tcPr>
+            <w:tcW w:w="1440" w:type="dxa"/>
+            <w:shd w:val="clear" w:color="auto" w:fill="F5F5FA"/>
+          </w:tcPr>
+          <w:p>
+            <w:pPr>
+              <w:cnfStyle w:val="000000010000" w:firstRow="0" w:lastRow="0" w:firstColumn="0" w:lastColumn="0" w:oddVBand="0" w:evenVBand="0" w:oddHBand="0" w:evenHBand="1" w:firstRowFirstColumn="0" w:firstRowLastColumn="0" w:lastRowFirstColumn="0" w:lastRowLastColumn="0"/>
+            </w:pPr>
+            <w:r>
+              <w:rPr>
+                <w:sz w:val="20"/>
+              </w:rPr>
+              <w:t>-</w:t>
+            </w:r>
+          </w:p>
+        </w:tc>
+        <w:tc>
+          <w:tcPr>
+            <w:tcW w:w="1584" w:type="dxa"/>
+            <w:shd w:val="clear" w:color="auto" w:fill="F5F5FA"/>
+          </w:tcPr>
+          <w:p>
+            <w:pPr>
+              <w:cnfStyle w:val="000000010000" w:firstRow="0" w:lastRow="0" w:firstColumn="0" w:lastColumn="0" w:oddVBand="0" w:evenVBand="0" w:oddHBand="0" w:evenHBand="1" w:firstRowFirstColumn="0" w:firstRowLastColumn="0" w:lastRowFirstColumn="0" w:lastRowLastColumn="0"/>
+            </w:pPr>
+            <w:r>
+              <w:rPr>
+                <w:sz w:val="20"/>
+              </w:rPr>
+              <w:t>-</w:t>
             </w:r>
           </w:p>
         </w:tc>
@@ -5213,41 +5958,7 @@
               <w:rPr>
                 <w:sz w:val="20"/>
               </w:rPr>
-              <w:t>1</w:t>
-            </w:r>
-          </w:p>
-        </w:tc>
-        <w:tc>
-          <w:tcPr>
-            <w:tcW w:w="1881" w:type="dxa"/>
-            <w:shd w:val="clear" w:color="auto" w:fill="F5F5FA"/>
-          </w:tcPr>
-          <w:p>
-            <w:pPr>
-              <w:cnfStyle w:val="000000010000" w:firstRow="0" w:lastRow="0" w:firstColumn="0" w:lastColumn="0" w:oddVBand="0" w:evenVBand="0" w:oddHBand="0" w:evenHBand="1" w:firstRowFirstColumn="0" w:firstRowLastColumn="0" w:lastRowFirstColumn="0" w:lastRowLastColumn="0"/>
-            </w:pPr>
-            <w:r>
-              <w:rPr>
-                <w:sz w:val="20"/>
-              </w:rPr>
-              <w:t>-</w:t>
-            </w:r>
-          </w:p>
-        </w:tc>
-        <w:tc>
-          <w:tcPr>
-            <w:tcW w:w="1881" w:type="dxa"/>
-            <w:shd w:val="clear" w:color="auto" w:fill="F5F5FA"/>
-          </w:tcPr>
-          <w:p>
-            <w:pPr>
-              <w:cnfStyle w:val="000000010000" w:firstRow="0" w:lastRow="0" w:firstColumn="0" w:lastColumn="0" w:oddVBand="0" w:evenVBand="0" w:oddHBand="0" w:evenHBand="1" w:firstRowFirstColumn="0" w:firstRowLastColumn="0" w:lastRowFirstColumn="0" w:lastRowLastColumn="0"/>
-            </w:pPr>
-            <w:r>
-              <w:rPr>
-                <w:sz w:val="20"/>
-              </w:rPr>
-              <w:t>4</w:t>
+              <w:t>3</w:t>
             </w:r>
           </w:p>
         </w:tc>
@@ -5260,20 +5971,20 @@
         <w:tc>
           <w:tcPr>
             <w:cnfStyle w:val="001000000000" w:firstRow="0" w:lastRow="0" w:firstColumn="1" w:lastColumn="0" w:oddVBand="0" w:evenVBand="0" w:oddHBand="0" w:evenHBand="0" w:firstRowFirstColumn="0" w:firstRowLastColumn="0" w:lastRowFirstColumn="0" w:lastRowLastColumn="0"/>
-            <w:tcW w:w="1881" w:type="dxa"/>
+            <w:tcW w:w="3060" w:type="dxa"/>
           </w:tcPr>
           <w:p>
             <w:r>
               <w:rPr>
                 <w:sz w:val="20"/>
               </w:rPr>
-              <w:t>5. Skills</w:t>
+              <w:t>TOTAL</w:t>
             </w:r>
           </w:p>
         </w:tc>
         <w:tc>
           <w:tcPr>
-            <w:tcW w:w="1881" w:type="dxa"/>
+            <w:tcW w:w="1440" w:type="dxa"/>
           </w:tcPr>
           <w:p>
             <w:pPr>
@@ -5283,13 +5994,13 @@
               <w:rPr>
                 <w:sz w:val="20"/>
               </w:rPr>
-              <w:t>2</w:t>
+              <w:t>31</w:t>
             </w:r>
           </w:p>
         </w:tc>
         <w:tc>
           <w:tcPr>
-            <w:tcW w:w="1881" w:type="dxa"/>
+            <w:tcW w:w="1440" w:type="dxa"/>
           </w:tcPr>
           <w:p>
             <w:pPr>
@@ -5299,706 +6010,13 @@
               <w:rPr>
                 <w:sz w:val="20"/>
               </w:rPr>
-              <w:t>1</w:t>
+              <w:t>11</w:t>
             </w:r>
           </w:p>
         </w:tc>
         <w:tc>
           <w:tcPr>
-            <w:tcW w:w="1881" w:type="dxa"/>
-          </w:tcPr>
-          <w:p>
-            <w:pPr>
-              <w:cnfStyle w:val="000000100000" w:firstRow="0" w:lastRow="0" w:firstColumn="0" w:lastColumn="0" w:oddVBand="0" w:evenVBand="0" w:oddHBand="1" w:evenHBand="0" w:firstRowFirstColumn="0" w:firstRowLastColumn="0" w:lastRowFirstColumn="0" w:lastRowLastColumn="0"/>
-            </w:pPr>
-            <w:r>
-              <w:rPr>
-                <w:sz w:val="20"/>
-              </w:rPr>
-              <w:t>-</w:t>
-            </w:r>
-          </w:p>
-        </w:tc>
-        <w:tc>
-          <w:tcPr>
-            <w:tcW w:w="1881" w:type="dxa"/>
-          </w:tcPr>
-          <w:p>
-            <w:pPr>
-              <w:cnfStyle w:val="000000100000" w:firstRow="0" w:lastRow="0" w:firstColumn="0" w:lastColumn="0" w:oddVBand="0" w:evenVBand="0" w:oddHBand="1" w:evenHBand="0" w:firstRowFirstColumn="0" w:firstRowLastColumn="0" w:lastRowFirstColumn="0" w:lastRowLastColumn="0"/>
-            </w:pPr>
-            <w:r>
-              <w:rPr>
-                <w:sz w:val="20"/>
-              </w:rPr>
-              <w:t>3</w:t>
-            </w:r>
-          </w:p>
-        </w:tc>
-      </w:tr>
-      <w:tr>
-        <w:trPr>
-          <w:cnfStyle w:val="000000010000" w:firstRow="0" w:lastRow="0" w:firstColumn="0" w:lastColumn="0" w:oddVBand="0" w:evenVBand="0" w:oddHBand="0" w:evenHBand="1" w:firstRowFirstColumn="0" w:firstRowLastColumn="0" w:lastRowFirstColumn="0" w:lastRowLastColumn="0"/>
-          <w:jc w:val="center"/>
-        </w:trPr>
-        <w:tc>
-          <w:tcPr>
-            <w:cnfStyle w:val="001000000000" w:firstRow="0" w:lastRow="0" w:firstColumn="1" w:lastColumn="0" w:oddVBand="0" w:evenVBand="0" w:oddHBand="0" w:evenHBand="0" w:firstRowFirstColumn="0" w:firstRowLastColumn="0" w:lastRowFirstColumn="0" w:lastRowLastColumn="0"/>
-            <w:tcW w:w="1881" w:type="dxa"/>
-            <w:shd w:val="clear" w:color="auto" w:fill="F5F5FA"/>
-          </w:tcPr>
-          <w:p>
-            <w:r>
-              <w:rPr>
-                <w:sz w:val="20"/>
-              </w:rPr>
-              <w:t>6. Catalog &amp; Grounding</w:t>
-            </w:r>
-          </w:p>
-        </w:tc>
-        <w:tc>
-          <w:tcPr>
-            <w:tcW w:w="1881" w:type="dxa"/>
-            <w:shd w:val="clear" w:color="auto" w:fill="F5F5FA"/>
-          </w:tcPr>
-          <w:p>
-            <w:pPr>
-              <w:cnfStyle w:val="000000010000" w:firstRow="0" w:lastRow="0" w:firstColumn="0" w:lastColumn="0" w:oddVBand="0" w:evenVBand="0" w:oddHBand="0" w:evenHBand="1" w:firstRowFirstColumn="0" w:firstRowLastColumn="0" w:lastRowFirstColumn="0" w:lastRowLastColumn="0"/>
-            </w:pPr>
-            <w:r>
-              <w:rPr>
-                <w:sz w:val="20"/>
-              </w:rPr>
-              <w:t>2</w:t>
-            </w:r>
-          </w:p>
-        </w:tc>
-        <w:tc>
-          <w:tcPr>
-            <w:tcW w:w="1881" w:type="dxa"/>
-            <w:shd w:val="clear" w:color="auto" w:fill="F5F5FA"/>
-          </w:tcPr>
-          <w:p>
-            <w:pPr>
-              <w:cnfStyle w:val="000000010000" w:firstRow="0" w:lastRow="0" w:firstColumn="0" w:lastColumn="0" w:oddVBand="0" w:evenVBand="0" w:oddHBand="0" w:evenHBand="1" w:firstRowFirstColumn="0" w:firstRowLastColumn="0" w:lastRowFirstColumn="0" w:lastRowLastColumn="0"/>
-            </w:pPr>
-            <w:r>
-              <w:rPr>
-                <w:sz w:val="20"/>
-              </w:rPr>
-              <w:t>1</w:t>
-            </w:r>
-          </w:p>
-        </w:tc>
-        <w:tc>
-          <w:tcPr>
-            <w:tcW w:w="1881" w:type="dxa"/>
-            <w:shd w:val="clear" w:color="auto" w:fill="F5F5FA"/>
-          </w:tcPr>
-          <w:p>
-            <w:pPr>
-              <w:cnfStyle w:val="000000010000" w:firstRow="0" w:lastRow="0" w:firstColumn="0" w:lastColumn="0" w:oddVBand="0" w:evenVBand="0" w:oddHBand="0" w:evenHBand="1" w:firstRowFirstColumn="0" w:firstRowLastColumn="0" w:lastRowFirstColumn="0" w:lastRowLastColumn="0"/>
-            </w:pPr>
-            <w:r>
-              <w:rPr>
-                <w:sz w:val="20"/>
-              </w:rPr>
-              <w:t>1</w:t>
-            </w:r>
-          </w:p>
-        </w:tc>
-        <w:tc>
-          <w:tcPr>
-            <w:tcW w:w="1881" w:type="dxa"/>
-            <w:shd w:val="clear" w:color="auto" w:fill="F5F5FA"/>
-          </w:tcPr>
-          <w:p>
-            <w:pPr>
-              <w:cnfStyle w:val="000000010000" w:firstRow="0" w:lastRow="0" w:firstColumn="0" w:lastColumn="0" w:oddVBand="0" w:evenVBand="0" w:oddHBand="0" w:evenHBand="1" w:firstRowFirstColumn="0" w:firstRowLastColumn="0" w:lastRowFirstColumn="0" w:lastRowLastColumn="0"/>
-            </w:pPr>
-            <w:r>
-              <w:rPr>
-                <w:sz w:val="20"/>
-              </w:rPr>
-              <w:t>4</w:t>
-            </w:r>
-          </w:p>
-        </w:tc>
-      </w:tr>
-      <w:tr>
-        <w:trPr>
-          <w:cnfStyle w:val="000000100000" w:firstRow="0" w:lastRow="0" w:firstColumn="0" w:lastColumn="0" w:oddVBand="0" w:evenVBand="0" w:oddHBand="1" w:evenHBand="0" w:firstRowFirstColumn="0" w:firstRowLastColumn="0" w:lastRowFirstColumn="0" w:lastRowLastColumn="0"/>
-          <w:jc w:val="center"/>
-        </w:trPr>
-        <w:tc>
-          <w:tcPr>
-            <w:cnfStyle w:val="001000000000" w:firstRow="0" w:lastRow="0" w:firstColumn="1" w:lastColumn="0" w:oddVBand="0" w:evenVBand="0" w:oddHBand="0" w:evenHBand="0" w:firstRowFirstColumn="0" w:firstRowLastColumn="0" w:lastRowFirstColumn="0" w:lastRowLastColumn="0"/>
-            <w:tcW w:w="1881" w:type="dxa"/>
-          </w:tcPr>
-          <w:p>
-            <w:r>
-              <w:rPr>
-                <w:sz w:val="20"/>
-              </w:rPr>
-              <w:t>7. Security, Audit, Namespace</w:t>
-            </w:r>
-          </w:p>
-        </w:tc>
-        <w:tc>
-          <w:tcPr>
-            <w:tcW w:w="1881" w:type="dxa"/>
-          </w:tcPr>
-          <w:p>
-            <w:pPr>
-              <w:cnfStyle w:val="000000100000" w:firstRow="0" w:lastRow="0" w:firstColumn="0" w:lastColumn="0" w:oddVBand="0" w:evenVBand="0" w:oddHBand="1" w:evenHBand="0" w:firstRowFirstColumn="0" w:firstRowLastColumn="0" w:lastRowFirstColumn="0" w:lastRowLastColumn="0"/>
-            </w:pPr>
-            <w:r>
-              <w:rPr>
-                <w:sz w:val="20"/>
-              </w:rPr>
-              <w:t>4</w:t>
-            </w:r>
-          </w:p>
-        </w:tc>
-        <w:tc>
-          <w:tcPr>
-            <w:tcW w:w="1881" w:type="dxa"/>
-          </w:tcPr>
-          <w:p>
-            <w:pPr>
-              <w:cnfStyle w:val="000000100000" w:firstRow="0" w:lastRow="0" w:firstColumn="0" w:lastColumn="0" w:oddVBand="0" w:evenVBand="0" w:oddHBand="1" w:evenHBand="0" w:firstRowFirstColumn="0" w:firstRowLastColumn="0" w:lastRowFirstColumn="0" w:lastRowLastColumn="0"/>
-            </w:pPr>
-            <w:r>
-              <w:rPr>
-                <w:sz w:val="20"/>
-              </w:rPr>
-              <w:t>-</w:t>
-            </w:r>
-          </w:p>
-        </w:tc>
-        <w:tc>
-          <w:tcPr>
-            <w:tcW w:w="1881" w:type="dxa"/>
-          </w:tcPr>
-          <w:p>
-            <w:pPr>
-              <w:cnfStyle w:val="000000100000" w:firstRow="0" w:lastRow="0" w:firstColumn="0" w:lastColumn="0" w:oddVBand="0" w:evenVBand="0" w:oddHBand="1" w:evenHBand="0" w:firstRowFirstColumn="0" w:firstRowLastColumn="0" w:lastRowFirstColumn="0" w:lastRowLastColumn="0"/>
-            </w:pPr>
-            <w:r>
-              <w:rPr>
-                <w:sz w:val="20"/>
-              </w:rPr>
-              <w:t>-</w:t>
-            </w:r>
-          </w:p>
-        </w:tc>
-        <w:tc>
-          <w:tcPr>
-            <w:tcW w:w="1881" w:type="dxa"/>
-          </w:tcPr>
-          <w:p>
-            <w:pPr>
-              <w:cnfStyle w:val="000000100000" w:firstRow="0" w:lastRow="0" w:firstColumn="0" w:lastColumn="0" w:oddVBand="0" w:evenVBand="0" w:oddHBand="1" w:evenHBand="0" w:firstRowFirstColumn="0" w:firstRowLastColumn="0" w:lastRowFirstColumn="0" w:lastRowLastColumn="0"/>
-            </w:pPr>
-            <w:r>
-              <w:rPr>
-                <w:sz w:val="20"/>
-              </w:rPr>
-              <w:t>4</w:t>
-            </w:r>
-          </w:p>
-        </w:tc>
-      </w:tr>
-      <w:tr>
-        <w:trPr>
-          <w:cnfStyle w:val="000000010000" w:firstRow="0" w:lastRow="0" w:firstColumn="0" w:lastColumn="0" w:oddVBand="0" w:evenVBand="0" w:oddHBand="0" w:evenHBand="1" w:firstRowFirstColumn="0" w:firstRowLastColumn="0" w:lastRowFirstColumn="0" w:lastRowLastColumn="0"/>
-          <w:jc w:val="center"/>
-        </w:trPr>
-        <w:tc>
-          <w:tcPr>
-            <w:cnfStyle w:val="001000000000" w:firstRow="0" w:lastRow="0" w:firstColumn="1" w:lastColumn="0" w:oddVBand="0" w:evenVBand="0" w:oddHBand="0" w:evenHBand="0" w:firstRowFirstColumn="0" w:firstRowLastColumn="0" w:lastRowFirstColumn="0" w:lastRowLastColumn="0"/>
-            <w:tcW w:w="1881" w:type="dxa"/>
-            <w:shd w:val="clear" w:color="auto" w:fill="F5F5FA"/>
-          </w:tcPr>
-          <w:p>
-            <w:r>
-              <w:rPr>
-                <w:sz w:val="20"/>
-              </w:rPr>
-              <w:t>8. Builder UX</w:t>
-            </w:r>
-          </w:p>
-        </w:tc>
-        <w:tc>
-          <w:tcPr>
-            <w:tcW w:w="1881" w:type="dxa"/>
-            <w:shd w:val="clear" w:color="auto" w:fill="F5F5FA"/>
-          </w:tcPr>
-          <w:p>
-            <w:pPr>
-              <w:cnfStyle w:val="000000010000" w:firstRow="0" w:lastRow="0" w:firstColumn="0" w:lastColumn="0" w:oddVBand="0" w:evenVBand="0" w:oddHBand="0" w:evenHBand="1" w:firstRowFirstColumn="0" w:firstRowLastColumn="0" w:lastRowFirstColumn="0" w:lastRowLastColumn="0"/>
-            </w:pPr>
-            <w:r>
-              <w:rPr>
-                <w:sz w:val="20"/>
-              </w:rPr>
-              <w:t>3</w:t>
-            </w:r>
-          </w:p>
-        </w:tc>
-        <w:tc>
-          <w:tcPr>
-            <w:tcW w:w="1881" w:type="dxa"/>
-            <w:shd w:val="clear" w:color="auto" w:fill="F5F5FA"/>
-          </w:tcPr>
-          <w:p>
-            <w:pPr>
-              <w:cnfStyle w:val="000000010000" w:firstRow="0" w:lastRow="0" w:firstColumn="0" w:lastColumn="0" w:oddVBand="0" w:evenVBand="0" w:oddHBand="0" w:evenHBand="1" w:firstRowFirstColumn="0" w:firstRowLastColumn="0" w:lastRowFirstColumn="0" w:lastRowLastColumn="0"/>
-            </w:pPr>
-            <w:r>
-              <w:rPr>
-                <w:sz w:val="20"/>
-              </w:rPr>
-              <w:t>2</w:t>
-            </w:r>
-          </w:p>
-        </w:tc>
-        <w:tc>
-          <w:tcPr>
-            <w:tcW w:w="1881" w:type="dxa"/>
-            <w:shd w:val="clear" w:color="auto" w:fill="F5F5FA"/>
-          </w:tcPr>
-          <w:p>
-            <w:pPr>
-              <w:cnfStyle w:val="000000010000" w:firstRow="0" w:lastRow="0" w:firstColumn="0" w:lastColumn="0" w:oddVBand="0" w:evenVBand="0" w:oddHBand="0" w:evenHBand="1" w:firstRowFirstColumn="0" w:firstRowLastColumn="0" w:lastRowFirstColumn="0" w:lastRowLastColumn="0"/>
-            </w:pPr>
-            <w:r>
-              <w:rPr>
-                <w:sz w:val="20"/>
-              </w:rPr>
-              <w:t>1</w:t>
-            </w:r>
-          </w:p>
-        </w:tc>
-        <w:tc>
-          <w:tcPr>
-            <w:tcW w:w="1881" w:type="dxa"/>
-            <w:shd w:val="clear" w:color="auto" w:fill="F5F5FA"/>
-          </w:tcPr>
-          <w:p>
-            <w:pPr>
-              <w:cnfStyle w:val="000000010000" w:firstRow="0" w:lastRow="0" w:firstColumn="0" w:lastColumn="0" w:oddVBand="0" w:evenVBand="0" w:oddHBand="0" w:evenHBand="1" w:firstRowFirstColumn="0" w:firstRowLastColumn="0" w:lastRowFirstColumn="0" w:lastRowLastColumn="0"/>
-            </w:pPr>
-            <w:r>
-              <w:rPr>
-                <w:sz w:val="20"/>
-              </w:rPr>
-              <w:t>6</w:t>
-            </w:r>
-          </w:p>
-        </w:tc>
-      </w:tr>
-      <w:tr>
-        <w:trPr>
-          <w:cnfStyle w:val="000000100000" w:firstRow="0" w:lastRow="0" w:firstColumn="0" w:lastColumn="0" w:oddVBand="0" w:evenVBand="0" w:oddHBand="1" w:evenHBand="0" w:firstRowFirstColumn="0" w:firstRowLastColumn="0" w:lastRowFirstColumn="0" w:lastRowLastColumn="0"/>
-          <w:jc w:val="center"/>
-        </w:trPr>
-        <w:tc>
-          <w:tcPr>
-            <w:cnfStyle w:val="001000000000" w:firstRow="0" w:lastRow="0" w:firstColumn="1" w:lastColumn="0" w:oddVBand="0" w:evenVBand="0" w:oddHBand="0" w:evenHBand="0" w:firstRowFirstColumn="0" w:firstRowLastColumn="0" w:lastRowFirstColumn="0" w:lastRowLastColumn="0"/>
-            <w:tcW w:w="1881" w:type="dxa"/>
-          </w:tcPr>
-          <w:p>
-            <w:r>
-              <w:rPr>
-                <w:sz w:val="20"/>
-              </w:rPr>
-              <w:t>9. Developer DX</w:t>
-            </w:r>
-          </w:p>
-        </w:tc>
-        <w:tc>
-          <w:tcPr>
-            <w:tcW w:w="1881" w:type="dxa"/>
-          </w:tcPr>
-          <w:p>
-            <w:pPr>
-              <w:cnfStyle w:val="000000100000" w:firstRow="0" w:lastRow="0" w:firstColumn="0" w:lastColumn="0" w:oddVBand="0" w:evenVBand="0" w:oddHBand="1" w:evenHBand="0" w:firstRowFirstColumn="0" w:firstRowLastColumn="0" w:lastRowFirstColumn="0" w:lastRowLastColumn="0"/>
-            </w:pPr>
-            <w:r>
-              <w:rPr>
-                <w:sz w:val="20"/>
-              </w:rPr>
-              <w:t>2</w:t>
-            </w:r>
-          </w:p>
-        </w:tc>
-        <w:tc>
-          <w:tcPr>
-            <w:tcW w:w="1881" w:type="dxa"/>
-          </w:tcPr>
-          <w:p>
-            <w:pPr>
-              <w:cnfStyle w:val="000000100000" w:firstRow="0" w:lastRow="0" w:firstColumn="0" w:lastColumn="0" w:oddVBand="0" w:evenVBand="0" w:oddHBand="1" w:evenHBand="0" w:firstRowFirstColumn="0" w:firstRowLastColumn="0" w:lastRowFirstColumn="0" w:lastRowLastColumn="0"/>
-            </w:pPr>
-            <w:r>
-              <w:rPr>
-                <w:sz w:val="20"/>
-              </w:rPr>
-              <w:t>1</w:t>
-            </w:r>
-          </w:p>
-        </w:tc>
-        <w:tc>
-          <w:tcPr>
-            <w:tcW w:w="1881" w:type="dxa"/>
-          </w:tcPr>
-          <w:p>
-            <w:pPr>
-              <w:cnfStyle w:val="000000100000" w:firstRow="0" w:lastRow="0" w:firstColumn="0" w:lastColumn="0" w:oddVBand="0" w:evenVBand="0" w:oddHBand="1" w:evenHBand="0" w:firstRowFirstColumn="0" w:firstRowLastColumn="0" w:lastRowFirstColumn="0" w:lastRowLastColumn="0"/>
-            </w:pPr>
-            <w:r>
-              <w:rPr>
-                <w:sz w:val="20"/>
-              </w:rPr>
-              <w:t>-</w:t>
-            </w:r>
-          </w:p>
-        </w:tc>
-        <w:tc>
-          <w:tcPr>
-            <w:tcW w:w="1881" w:type="dxa"/>
-          </w:tcPr>
-          <w:p>
-            <w:pPr>
-              <w:cnfStyle w:val="000000100000" w:firstRow="0" w:lastRow="0" w:firstColumn="0" w:lastColumn="0" w:oddVBand="0" w:evenVBand="0" w:oddHBand="1" w:evenHBand="0" w:firstRowFirstColumn="0" w:firstRowLastColumn="0" w:lastRowFirstColumn="0" w:lastRowLastColumn="0"/>
-            </w:pPr>
-            <w:r>
-              <w:rPr>
-                <w:sz w:val="20"/>
-              </w:rPr>
-              <w:t>3</w:t>
-            </w:r>
-          </w:p>
-        </w:tc>
-      </w:tr>
-      <w:tr>
-        <w:trPr>
-          <w:cnfStyle w:val="000000010000" w:firstRow="0" w:lastRow="0" w:firstColumn="0" w:lastColumn="0" w:oddVBand="0" w:evenVBand="0" w:oddHBand="0" w:evenHBand="1" w:firstRowFirstColumn="0" w:firstRowLastColumn="0" w:lastRowFirstColumn="0" w:lastRowLastColumn="0"/>
-          <w:jc w:val="center"/>
-        </w:trPr>
-        <w:tc>
-          <w:tcPr>
-            <w:cnfStyle w:val="001000000000" w:firstRow="0" w:lastRow="0" w:firstColumn="1" w:lastColumn="0" w:oddVBand="0" w:evenVBand="0" w:oddHBand="0" w:evenHBand="0" w:firstRowFirstColumn="0" w:firstRowLastColumn="0" w:lastRowFirstColumn="0" w:lastRowLastColumn="0"/>
-            <w:tcW w:w="1881" w:type="dxa"/>
-            <w:shd w:val="clear" w:color="auto" w:fill="F5F5FA"/>
-          </w:tcPr>
-          <w:p>
-            <w:r>
-              <w:rPr>
-                <w:sz w:val="20"/>
-              </w:rPr>
-              <w:t>10. Production Build (UC1)</w:t>
-            </w:r>
-          </w:p>
-        </w:tc>
-        <w:tc>
-          <w:tcPr>
-            <w:tcW w:w="1881" w:type="dxa"/>
-            <w:shd w:val="clear" w:color="auto" w:fill="F5F5FA"/>
-          </w:tcPr>
-          <w:p>
-            <w:pPr>
-              <w:cnfStyle w:val="000000010000" w:firstRow="0" w:lastRow="0" w:firstColumn="0" w:lastColumn="0" w:oddVBand="0" w:evenVBand="0" w:oddHBand="0" w:evenHBand="1" w:firstRowFirstColumn="0" w:firstRowLastColumn="0" w:lastRowFirstColumn="0" w:lastRowLastColumn="0"/>
-            </w:pPr>
-            <w:r>
-              <w:rPr>
-                <w:sz w:val="20"/>
-              </w:rPr>
-              <w:t>4</w:t>
-            </w:r>
-          </w:p>
-        </w:tc>
-        <w:tc>
-          <w:tcPr>
-            <w:tcW w:w="1881" w:type="dxa"/>
-            <w:shd w:val="clear" w:color="auto" w:fill="F5F5FA"/>
-          </w:tcPr>
-          <w:p>
-            <w:pPr>
-              <w:cnfStyle w:val="000000010000" w:firstRow="0" w:lastRow="0" w:firstColumn="0" w:lastColumn="0" w:oddVBand="0" w:evenVBand="0" w:oddHBand="0" w:evenHBand="1" w:firstRowFirstColumn="0" w:firstRowLastColumn="0" w:lastRowFirstColumn="0" w:lastRowLastColumn="0"/>
-            </w:pPr>
-            <w:r>
-              <w:rPr>
-                <w:sz w:val="20"/>
-              </w:rPr>
-              <w:t>-</w:t>
-            </w:r>
-          </w:p>
-        </w:tc>
-        <w:tc>
-          <w:tcPr>
-            <w:tcW w:w="1881" w:type="dxa"/>
-            <w:shd w:val="clear" w:color="auto" w:fill="F5F5FA"/>
-          </w:tcPr>
-          <w:p>
-            <w:pPr>
-              <w:cnfStyle w:val="000000010000" w:firstRow="0" w:lastRow="0" w:firstColumn="0" w:lastColumn="0" w:oddVBand="0" w:evenVBand="0" w:oddHBand="0" w:evenHBand="1" w:firstRowFirstColumn="0" w:firstRowLastColumn="0" w:lastRowFirstColumn="0" w:lastRowLastColumn="0"/>
-            </w:pPr>
-            <w:r>
-              <w:rPr>
-                <w:sz w:val="20"/>
-              </w:rPr>
-              <w:t>-</w:t>
-            </w:r>
-          </w:p>
-        </w:tc>
-        <w:tc>
-          <w:tcPr>
-            <w:tcW w:w="1881" w:type="dxa"/>
-            <w:shd w:val="clear" w:color="auto" w:fill="F5F5FA"/>
-          </w:tcPr>
-          <w:p>
-            <w:pPr>
-              <w:cnfStyle w:val="000000010000" w:firstRow="0" w:lastRow="0" w:firstColumn="0" w:lastColumn="0" w:oddVBand="0" w:evenVBand="0" w:oddHBand="0" w:evenHBand="1" w:firstRowFirstColumn="0" w:firstRowLastColumn="0" w:lastRowFirstColumn="0" w:lastRowLastColumn="0"/>
-            </w:pPr>
-            <w:r>
-              <w:rPr>
-                <w:sz w:val="20"/>
-              </w:rPr>
-              <w:t>4</w:t>
-            </w:r>
-          </w:p>
-        </w:tc>
-      </w:tr>
-      <w:tr>
-        <w:trPr>
-          <w:cnfStyle w:val="000000100000" w:firstRow="0" w:lastRow="0" w:firstColumn="0" w:lastColumn="0" w:oddVBand="0" w:evenVBand="0" w:oddHBand="1" w:evenHBand="0" w:firstRowFirstColumn="0" w:firstRowLastColumn="0" w:lastRowFirstColumn="0" w:lastRowLastColumn="0"/>
-          <w:jc w:val="center"/>
-        </w:trPr>
-        <w:tc>
-          <w:tcPr>
-            <w:cnfStyle w:val="001000000000" w:firstRow="0" w:lastRow="0" w:firstColumn="1" w:lastColumn="0" w:oddVBand="0" w:evenVBand="0" w:oddHBand="0" w:evenHBand="0" w:firstRowFirstColumn="0" w:firstRowLastColumn="0" w:lastRowFirstColumn="0" w:lastRowLastColumn="0"/>
-            <w:tcW w:w="1881" w:type="dxa"/>
-          </w:tcPr>
-          <w:p>
-            <w:r>
-              <w:rPr>
-                <w:sz w:val="20"/>
-              </w:rPr>
-              <w:t>11. Production Review (UC2)</w:t>
-            </w:r>
-          </w:p>
-        </w:tc>
-        <w:tc>
-          <w:tcPr>
-            <w:tcW w:w="1881" w:type="dxa"/>
-          </w:tcPr>
-          <w:p>
-            <w:pPr>
-              <w:cnfStyle w:val="000000100000" w:firstRow="0" w:lastRow="0" w:firstColumn="0" w:lastColumn="0" w:oddVBand="0" w:evenVBand="0" w:oddHBand="1" w:evenHBand="0" w:firstRowFirstColumn="0" w:firstRowLastColumn="0" w:lastRowFirstColumn="0" w:lastRowLastColumn="0"/>
-            </w:pPr>
-            <w:r>
-              <w:rPr>
-                <w:sz w:val="20"/>
-              </w:rPr>
-              <w:t>2</w:t>
-            </w:r>
-          </w:p>
-        </w:tc>
-        <w:tc>
-          <w:tcPr>
-            <w:tcW w:w="1881" w:type="dxa"/>
-          </w:tcPr>
-          <w:p>
-            <w:pPr>
-              <w:cnfStyle w:val="000000100000" w:firstRow="0" w:lastRow="0" w:firstColumn="0" w:lastColumn="0" w:oddVBand="0" w:evenVBand="0" w:oddHBand="1" w:evenHBand="0" w:firstRowFirstColumn="0" w:firstRowLastColumn="0" w:lastRowFirstColumn="0" w:lastRowLastColumn="0"/>
-            </w:pPr>
-            <w:r>
-              <w:rPr>
-                <w:sz w:val="20"/>
-              </w:rPr>
-              <w:t>1</w:t>
-            </w:r>
-          </w:p>
-        </w:tc>
-        <w:tc>
-          <w:tcPr>
-            <w:tcW w:w="1881" w:type="dxa"/>
-          </w:tcPr>
-          <w:p>
-            <w:pPr>
-              <w:cnfStyle w:val="000000100000" w:firstRow="0" w:lastRow="0" w:firstColumn="0" w:lastColumn="0" w:oddVBand="0" w:evenVBand="0" w:oddHBand="1" w:evenHBand="0" w:firstRowFirstColumn="0" w:firstRowLastColumn="0" w:lastRowFirstColumn="0" w:lastRowLastColumn="0"/>
-            </w:pPr>
-            <w:r>
-              <w:rPr>
-                <w:sz w:val="20"/>
-              </w:rPr>
-              <w:t>-</w:t>
-            </w:r>
-          </w:p>
-        </w:tc>
-        <w:tc>
-          <w:tcPr>
-            <w:tcW w:w="1881" w:type="dxa"/>
-          </w:tcPr>
-          <w:p>
-            <w:pPr>
-              <w:cnfStyle w:val="000000100000" w:firstRow="0" w:lastRow="0" w:firstColumn="0" w:lastColumn="0" w:oddVBand="0" w:evenVBand="0" w:oddHBand="1" w:evenHBand="0" w:firstRowFirstColumn="0" w:firstRowLastColumn="0" w:lastRowFirstColumn="0" w:lastRowLastColumn="0"/>
-            </w:pPr>
-            <w:r>
-              <w:rPr>
-                <w:sz w:val="20"/>
-              </w:rPr>
-              <w:t>3</w:t>
-            </w:r>
-          </w:p>
-        </w:tc>
-      </w:tr>
-      <w:tr>
-        <w:trPr>
-          <w:cnfStyle w:val="000000010000" w:firstRow="0" w:lastRow="0" w:firstColumn="0" w:lastColumn="0" w:oddVBand="0" w:evenVBand="0" w:oddHBand="0" w:evenHBand="1" w:firstRowFirstColumn="0" w:firstRowLastColumn="0" w:lastRowFirstColumn="0" w:lastRowLastColumn="0"/>
-          <w:jc w:val="center"/>
-        </w:trPr>
-        <w:tc>
-          <w:tcPr>
-            <w:cnfStyle w:val="001000000000" w:firstRow="0" w:lastRow="0" w:firstColumn="1" w:lastColumn="0" w:oddVBand="0" w:evenVBand="0" w:oddHBand="0" w:evenHBand="0" w:firstRowFirstColumn="0" w:firstRowLastColumn="0" w:lastRowFirstColumn="0" w:lastRowLastColumn="0"/>
-            <w:tcW w:w="1881" w:type="dxa"/>
-            <w:shd w:val="clear" w:color="auto" w:fill="F5F5FA"/>
-          </w:tcPr>
-          <w:p>
-            <w:r>
-              <w:rPr>
-                <w:sz w:val="20"/>
-              </w:rPr>
-              <w:t>12. HL7 Transformation (UC3)</w:t>
-            </w:r>
-          </w:p>
-        </w:tc>
-        <w:tc>
-          <w:tcPr>
-            <w:tcW w:w="1881" w:type="dxa"/>
-            <w:shd w:val="clear" w:color="auto" w:fill="F5F5FA"/>
-          </w:tcPr>
-          <w:p>
-            <w:pPr>
-              <w:cnfStyle w:val="000000010000" w:firstRow="0" w:lastRow="0" w:firstColumn="0" w:lastColumn="0" w:oddVBand="0" w:evenVBand="0" w:oddHBand="0" w:evenHBand="1" w:firstRowFirstColumn="0" w:firstRowLastColumn="0" w:lastRowFirstColumn="0" w:lastRowLastColumn="0"/>
-            </w:pPr>
-            <w:r>
-              <w:rPr>
-                <w:sz w:val="20"/>
-              </w:rPr>
-              <w:t>3</w:t>
-            </w:r>
-          </w:p>
-        </w:tc>
-        <w:tc>
-          <w:tcPr>
-            <w:tcW w:w="1881" w:type="dxa"/>
-            <w:shd w:val="clear" w:color="auto" w:fill="F5F5FA"/>
-          </w:tcPr>
-          <w:p>
-            <w:pPr>
-              <w:cnfStyle w:val="000000010000" w:firstRow="0" w:lastRow="0" w:firstColumn="0" w:lastColumn="0" w:oddVBand="0" w:evenVBand="0" w:oddHBand="0" w:evenHBand="1" w:firstRowFirstColumn="0" w:firstRowLastColumn="0" w:lastRowFirstColumn="0" w:lastRowLastColumn="0"/>
-            </w:pPr>
-            <w:r>
-              <w:rPr>
-                <w:sz w:val="20"/>
-              </w:rPr>
-              <w:t>-</w:t>
-            </w:r>
-          </w:p>
-        </w:tc>
-        <w:tc>
-          <w:tcPr>
-            <w:tcW w:w="1881" w:type="dxa"/>
-            <w:shd w:val="clear" w:color="auto" w:fill="F5F5FA"/>
-          </w:tcPr>
-          <w:p>
-            <w:pPr>
-              <w:cnfStyle w:val="000000010000" w:firstRow="0" w:lastRow="0" w:firstColumn="0" w:lastColumn="0" w:oddVBand="0" w:evenVBand="0" w:oddHBand="0" w:evenHBand="1" w:firstRowFirstColumn="0" w:firstRowLastColumn="0" w:lastRowFirstColumn="0" w:lastRowLastColumn="0"/>
-            </w:pPr>
-            <w:r>
-              <w:rPr>
-                <w:sz w:val="20"/>
-              </w:rPr>
-              <w:t>-</w:t>
-            </w:r>
-          </w:p>
-        </w:tc>
-        <w:tc>
-          <w:tcPr>
-            <w:tcW w:w="1881" w:type="dxa"/>
-            <w:shd w:val="clear" w:color="auto" w:fill="F5F5FA"/>
-          </w:tcPr>
-          <w:p>
-            <w:pPr>
-              <w:cnfStyle w:val="000000010000" w:firstRow="0" w:lastRow="0" w:firstColumn="0" w:lastColumn="0" w:oddVBand="0" w:evenVBand="0" w:oddHBand="0" w:evenHBand="1" w:firstRowFirstColumn="0" w:firstRowLastColumn="0" w:lastRowFirstColumn="0" w:lastRowLastColumn="0"/>
-            </w:pPr>
-            <w:r>
-              <w:rPr>
-                <w:sz w:val="20"/>
-              </w:rPr>
-              <w:t>3</w:t>
-            </w:r>
-          </w:p>
-        </w:tc>
-      </w:tr>
-      <w:tr>
-        <w:trPr>
-          <w:cnfStyle w:val="000000100000" w:firstRow="0" w:lastRow="0" w:firstColumn="0" w:lastColumn="0" w:oddVBand="0" w:evenVBand="0" w:oddHBand="1" w:evenHBand="0" w:firstRowFirstColumn="0" w:firstRowLastColumn="0" w:lastRowFirstColumn="0" w:lastRowLastColumn="0"/>
-          <w:jc w:val="center"/>
-        </w:trPr>
-        <w:tc>
-          <w:tcPr>
-            <w:cnfStyle w:val="001000000000" w:firstRow="0" w:lastRow="0" w:firstColumn="1" w:lastColumn="0" w:oddVBand="0" w:evenVBand="0" w:oddHBand="0" w:evenHBand="0" w:firstRowFirstColumn="0" w:firstRowLastColumn="0" w:lastRowFirstColumn="0" w:lastRowLastColumn="0"/>
-            <w:tcW w:w="1881" w:type="dxa"/>
-          </w:tcPr>
-          <w:p>
-            <w:r>
-              <w:rPr>
-                <w:sz w:val="20"/>
-              </w:rPr>
-              <w:lastRenderedPageBreak/>
-              <w:t>TOTAL</w:t>
-            </w:r>
-          </w:p>
-        </w:tc>
-        <w:tc>
-          <w:tcPr>
-            <w:tcW w:w="1881" w:type="dxa"/>
-          </w:tcPr>
-          <w:p>
-            <w:pPr>
-              <w:cnfStyle w:val="000000100000" w:firstRow="0" w:lastRow="0" w:firstColumn="0" w:lastColumn="0" w:oddVBand="0" w:evenVBand="0" w:oddHBand="1" w:evenHBand="0" w:firstRowFirstColumn="0" w:firstRowLastColumn="0" w:lastRowFirstColumn="0" w:lastRowLastColumn="0"/>
-            </w:pPr>
-            <w:r>
-              <w:rPr>
-                <w:sz w:val="20"/>
-              </w:rPr>
-              <w:t>31</w:t>
-            </w:r>
-          </w:p>
-        </w:tc>
-        <w:tc>
-          <w:tcPr>
-            <w:tcW w:w="1881" w:type="dxa"/>
-          </w:tcPr>
-          <w:p>
-            <w:pPr>
-              <w:cnfStyle w:val="000000100000" w:firstRow="0" w:lastRow="0" w:firstColumn="0" w:lastColumn="0" w:oddVBand="0" w:evenVBand="0" w:oddHBand="1" w:evenHBand="0" w:firstRowFirstColumn="0" w:firstRowLastColumn="0" w:lastRowFirstColumn="0" w:lastRowLastColumn="0"/>
-            </w:pPr>
-            <w:r>
-              <w:rPr>
-                <w:sz w:val="20"/>
-              </w:rPr>
-              <w:t>11</w:t>
-            </w:r>
-          </w:p>
-        </w:tc>
-        <w:tc>
-          <w:tcPr>
-            <w:tcW w:w="1881" w:type="dxa"/>
+            <w:tcW w:w="1584" w:type="dxa"/>
           </w:tcPr>
           <w:p>
             <w:pPr>
